--- a/SEM 6/AIDS-1/Documentation/DSEXP8.docx
+++ b/SEM 6/AIDS-1/Documentation/DSEXP8.docx
@@ -2,14 +2,2865 @@
 <file path=word/document.xml><?xml version="1.0" encoding="utf-8"?>
 <w:document xmlns:wpc="http://schemas.microsoft.com/office/word/2010/wordprocessingCanvas" xmlns:cx="http://schemas.microsoft.com/office/drawing/2014/chartex" xmlns:cx1="http://schemas.microsoft.com/office/drawing/2015/9/8/chartex" xmlns:cx2="http://schemas.microsoft.com/office/drawing/2015/10/21/chartex" xmlns:cx3="http://schemas.microsoft.com/office/drawing/2016/5/9/chartex" xmlns:cx4="http://schemas.microsoft.com/office/drawing/2016/5/10/chartex" xmlns:cx5="http://schemas.microsoft.com/office/drawing/2016/5/11/chartex" xmlns:cx6="http://schemas.microsoft.com/office/drawing/2016/5/12/chartex" xmlns:cx7="http://schemas.microsoft.com/office/drawing/2016/5/13/chartex" xmlns:cx8="http://schemas.microsoft.com/office/drawing/2016/5/14/chartex" xmlns:mc="http://schemas.openxmlformats.org/markup-compatibility/2006" xmlns:aink="http://schemas.microsoft.com/office/drawing/2016/ink" xmlns:am3d="http://schemas.microsoft.com/office/drawing/2017/model3d" xmlns:o="urn:schemas-microsoft-com:office:office" xmlns:r="http://schemas.openxmlformats.org/officeDocument/2006/relationships" xmlns:m="http://schemas.openxmlformats.org/officeDocument/2006/math" xmlns:v="urn:schemas-microsoft-com:vml" xmlns:wp14="http://schemas.microsoft.com/office/word/2010/wordprocessingDrawing" xmlns:wp="http://schemas.openxmlformats.org/drawingml/2006/wordprocessingDrawing" xmlns:w10="urn:schemas-microsoft-com:office:word" xmlns:w="http://schemas.openxmlformats.org/wordprocessingml/2006/main" xmlns:w14="http://schemas.microsoft.com/office/word/2010/wordml" xmlns:w15="http://schemas.microsoft.com/office/word/2012/wordml" xmlns:w16cex="http://schemas.microsoft.com/office/word/2018/wordml/cex" xmlns:w16cid="http://schemas.microsoft.com/office/word/2016/wordml/cid" xmlns:w16="http://schemas.microsoft.com/office/word/2018/wordml" xmlns:w16sdtdh="http://schemas.microsoft.com/office/word/2020/wordml/sdtdatahash" xmlns:w16se="http://schemas.microsoft.com/office/word/2015/wordml/symex" xmlns:wpg="http://schemas.microsoft.com/office/word/2010/wordprocessingGroup" xmlns:wpi="http://schemas.microsoft.com/office/word/2010/wordprocessingInk" xmlns:wne="http://schemas.microsoft.com/office/word/2006/wordml" xmlns:wps="http://schemas.microsoft.com/office/word/2010/wordprocessingShape" mc:Ignorable="w14 w15 w16se w16cid w16 w16cex w16sdtdh wp14">
   <w:body>
-    <w:p/>
+    <w:p>
+      <w:pPr>
+        <w:pStyle w:val="H"/>
+      </w:pPr>
+      <w:r>
+        <w:t>Aim:</w:t>
+      </w:r>
+      <w:r>
+        <w:t xml:space="preserve"> </w:t>
+      </w:r>
+      <w:r>
+        <w:t>To perform statistical analysis and hypothesis testing using the Z-Test</w:t>
+      </w:r>
+      <w:r>
+        <w:t xml:space="preserve"> on a dataset in python</w:t>
+      </w:r>
+    </w:p>
+    <w:p>
+      <w:pPr>
+        <w:pStyle w:val="H"/>
+        <w:rPr>
+          <w:sz w:val="4"/>
+          <w:szCs w:val="4"/>
+        </w:rPr>
+      </w:pPr>
+    </w:p>
+    <w:p>
+      <w:pPr>
+        <w:pStyle w:val="H"/>
+      </w:pPr>
+      <w:r>
+        <w:t>Software Required</w:t>
+      </w:r>
+    </w:p>
+    <w:p>
+      <w:pPr>
+        <w:pStyle w:val="T"/>
+        <w:numPr>
+          <w:ilvl w:val="0"/>
+          <w:numId w:val="1"/>
+        </w:numPr>
+        <w:spacing w:after="40"/>
+        <w:ind w:left="714" w:hanging="357"/>
+      </w:pPr>
+      <w:r>
+        <w:t>Python 3.x</w:t>
+      </w:r>
+    </w:p>
+    <w:p>
+      <w:pPr>
+        <w:pStyle w:val="T"/>
+        <w:numPr>
+          <w:ilvl w:val="0"/>
+          <w:numId w:val="1"/>
+        </w:numPr>
+        <w:spacing w:after="40"/>
+        <w:ind w:left="714" w:hanging="357"/>
+      </w:pPr>
+      <w:proofErr w:type="spellStart"/>
+      <w:r>
+        <w:t>Jupyter</w:t>
+      </w:r>
+      <w:proofErr w:type="spellEnd"/>
+      <w:r>
+        <w:t xml:space="preserve"> Notebook</w:t>
+      </w:r>
+    </w:p>
+    <w:p>
+      <w:pPr>
+        <w:pStyle w:val="T"/>
+        <w:numPr>
+          <w:ilvl w:val="0"/>
+          <w:numId w:val="1"/>
+        </w:numPr>
+        <w:spacing w:after="40"/>
+        <w:ind w:left="714" w:hanging="357"/>
+      </w:pPr>
+      <w:r>
+        <w:t>Libraries: pandas, numpy, scikit-learn, matplotlib</w:t>
+      </w:r>
+    </w:p>
+    <w:p>
+      <w:pPr>
+        <w:pStyle w:val="H"/>
+        <w:rPr>
+          <w:sz w:val="4"/>
+          <w:szCs w:val="4"/>
+        </w:rPr>
+      </w:pPr>
+    </w:p>
+    <w:p>
+      <w:pPr>
+        <w:pStyle w:val="H"/>
+      </w:pPr>
+      <w:r>
+        <w:t xml:space="preserve">Q1. </w:t>
+      </w:r>
+      <w:r>
+        <w:t xml:space="preserve">What </w:t>
+      </w:r>
+      <w:r>
+        <w:t>is</w:t>
+      </w:r>
+      <w:r>
+        <w:t xml:space="preserve"> Hypothesis Testing</w:t>
+      </w:r>
+      <w:r>
+        <w:t>?</w:t>
+      </w:r>
+    </w:p>
+    <w:p>
+      <w:pPr>
+        <w:pStyle w:val="T"/>
+      </w:pPr>
+      <w:r>
+        <w:t>Hypothesis testing is a statistical method used to make decisions about a population based on sample data by testing an assumption (null hypothesis) against an alternative.</w:t>
+      </w:r>
+    </w:p>
+    <w:p>
+      <w:pPr>
+        <w:pStyle w:val="T"/>
+      </w:pPr>
+      <w:r>
+        <w:drawing>
+          <wp:anchor distT="0" distB="0" distL="114300" distR="114300" simplePos="0" relativeHeight="251658240" behindDoc="0" locked="0" layoutInCell="1" allowOverlap="1" wp14:anchorId="1E8D62F9" wp14:editId="779029F9">
+            <wp:simplePos x="0" y="0"/>
+            <wp:positionH relativeFrom="column">
+              <wp:posOffset>4388087</wp:posOffset>
+            </wp:positionH>
+            <wp:positionV relativeFrom="paragraph">
+              <wp:posOffset>189446</wp:posOffset>
+            </wp:positionV>
+            <wp:extent cx="728506" cy="295910"/>
+            <wp:effectExtent l="0" t="0" r="0" b="8890"/>
+            <wp:wrapNone/>
+            <wp:docPr id="3" name="Picture 3"/>
+            <wp:cNvGraphicFramePr>
+              <a:graphicFrameLocks xmlns:a="http://schemas.openxmlformats.org/drawingml/2006/main" noChangeAspect="1"/>
+            </wp:cNvGraphicFramePr>
+            <a:graphic xmlns:a="http://schemas.openxmlformats.org/drawingml/2006/main">
+              <a:graphicData uri="http://schemas.openxmlformats.org/drawingml/2006/picture">
+                <pic:pic xmlns:pic="http://schemas.openxmlformats.org/drawingml/2006/picture">
+                  <pic:nvPicPr>
+                    <pic:cNvPr id="1" name=""/>
+                    <pic:cNvPicPr/>
+                  </pic:nvPicPr>
+                  <pic:blipFill rotWithShape="1">
+                    <a:blip r:embed="rId8">
+                      <a:extLst>
+                        <a:ext uri="{28A0092B-C50C-407E-A947-70E740481C1C}">
+                          <a14:useLocalDpi xmlns:a14="http://schemas.microsoft.com/office/drawing/2010/main" val="0"/>
+                        </a:ext>
+                      </a:extLst>
+                    </a:blip>
+                    <a:srcRect l="10545" t="24180" r="16514" b="10876"/>
+                    <a:stretch/>
+                  </pic:blipFill>
+                  <pic:spPr bwMode="auto">
+                    <a:xfrm>
+                      <a:off x="0" y="0"/>
+                      <a:ext cx="728506" cy="295910"/>
+                    </a:xfrm>
+                    <a:prstGeom prst="rect">
+                      <a:avLst/>
+                    </a:prstGeom>
+                    <a:ln>
+                      <a:noFill/>
+                    </a:ln>
+                    <a:extLst>
+                      <a:ext uri="{53640926-AAD7-44D8-BBD7-CCE9431645EC}">
+                        <a14:shadowObscured xmlns:a14="http://schemas.microsoft.com/office/drawing/2010/main"/>
+                      </a:ext>
+                    </a:extLst>
+                  </pic:spPr>
+                </pic:pic>
+              </a:graphicData>
+            </a:graphic>
+            <wp14:sizeRelH relativeFrom="margin">
+              <wp14:pctWidth>0</wp14:pctWidth>
+            </wp14:sizeRelH>
+            <wp14:sizeRelV relativeFrom="margin">
+              <wp14:pctHeight>0</wp14:pctHeight>
+            </wp14:sizeRelV>
+          </wp:anchor>
+        </w:drawing>
+      </w:r>
+      <w:r>
+        <w:t>Hypothesis testing compares two opposite ideas about a group of people or things and uses data from a small part of that group (a sample) to decide which idea is more likely true</w:t>
+      </w:r>
+      <w:r>
+        <w:t>.</w:t>
+      </w:r>
+    </w:p>
+    <w:p>
+      <w:pPr>
+        <w:pStyle w:val="S"/>
+      </w:pPr>
+    </w:p>
+    <w:p>
+      <w:pPr>
+        <w:pStyle w:val="H"/>
+      </w:pPr>
+      <w:r>
+        <w:t>Q2.</w:t>
+      </w:r>
+      <w:r>
+        <w:t xml:space="preserve"> What is </w:t>
+      </w:r>
+      <w:r>
+        <w:t>Z-Test</w:t>
+      </w:r>
+      <w:r>
+        <w:t>?</w:t>
+      </w:r>
+    </w:p>
+    <w:p>
+      <w:pPr>
+        <w:pStyle w:val="S"/>
+        <w:rPr>
+          <w:sz w:val="22"/>
+          <w:szCs w:val="22"/>
+        </w:rPr>
+      </w:pPr>
+      <w:r>
+        <w:rPr>
+          <w:sz w:val="22"/>
+          <w:szCs w:val="22"/>
+        </w:rPr>
+        <w:t>A Z-test is a type of hypothesis test that compares the sample’s average to the population’s average and calculates the Z-score and tells us how much the sample average is different from the population average by looking at how much the data normally varies.</w:t>
+      </w:r>
+    </w:p>
+    <w:p>
+      <w:pPr>
+        <w:pStyle w:val="S"/>
+        <w:rPr>
+          <w:sz w:val="22"/>
+          <w:szCs w:val="22"/>
+        </w:rPr>
+      </w:pPr>
+      <w:r>
+        <w:rPr>
+          <w:sz w:val="22"/>
+          <w:szCs w:val="22"/>
+        </w:rPr>
+        <w:t xml:space="preserve">The first step in a Z-test is to state the null hypothesis, </w:t>
+      </w:r>
+      <w:r>
+        <w:rPr>
+          <w:i/>
+          <w:iCs/>
+          <w:sz w:val="22"/>
+          <w:szCs w:val="22"/>
+        </w:rPr>
+        <w:t>H_0</w:t>
+      </w:r>
+      <w:r>
+        <w:rPr>
+          <w:sz w:val="22"/>
+          <w:szCs w:val="22"/>
+        </w:rPr>
+        <w:t xml:space="preserve">. </w:t>
+      </w:r>
+    </w:p>
+    <w:p>
+      <w:pPr>
+        <w:pStyle w:val="S"/>
+        <w:rPr>
+          <w:noProof/>
+        </w:rPr>
+      </w:pPr>
+      <w:r>
+        <w:rPr>
+          <w:sz w:val="22"/>
+          <w:szCs w:val="22"/>
+        </w:rPr>
+        <w:drawing>
+          <wp:anchor distT="0" distB="0" distL="114300" distR="114300" simplePos="0" relativeHeight="251659264" behindDoc="0" locked="0" layoutInCell="1" allowOverlap="1" wp14:anchorId="266F186C" wp14:editId="76924AEB">
+            <wp:simplePos x="0" y="0"/>
+            <wp:positionH relativeFrom="margin">
+              <wp:align>center</wp:align>
+            </wp:positionH>
+            <wp:positionV relativeFrom="paragraph">
+              <wp:posOffset>197576</wp:posOffset>
+            </wp:positionV>
+            <wp:extent cx="749900" cy="176761"/>
+            <wp:effectExtent l="0" t="0" r="0" b="0"/>
+            <wp:wrapNone/>
+            <wp:docPr id="4" name="Picture 4"/>
+            <wp:cNvGraphicFramePr>
+              <a:graphicFrameLocks xmlns:a="http://schemas.openxmlformats.org/drawingml/2006/main" noChangeAspect="1"/>
+            </wp:cNvGraphicFramePr>
+            <a:graphic xmlns:a="http://schemas.openxmlformats.org/drawingml/2006/main">
+              <a:graphicData uri="http://schemas.openxmlformats.org/drawingml/2006/picture">
+                <pic:pic xmlns:pic="http://schemas.openxmlformats.org/drawingml/2006/picture">
+                  <pic:nvPicPr>
+                    <pic:cNvPr id="1" name=""/>
+                    <pic:cNvPicPr/>
+                  </pic:nvPicPr>
+                  <pic:blipFill rotWithShape="1">
+                    <a:blip r:embed="rId9">
+                      <a:extLst>
+                        <a:ext uri="{28A0092B-C50C-407E-A947-70E740481C1C}">
+                          <a14:useLocalDpi xmlns:a14="http://schemas.microsoft.com/office/drawing/2010/main" val="0"/>
+                        </a:ext>
+                      </a:extLst>
+                    </a:blip>
+                    <a:srcRect t="20270" b="17561"/>
+                    <a:stretch/>
+                  </pic:blipFill>
+                  <pic:spPr bwMode="auto">
+                    <a:xfrm>
+                      <a:off x="0" y="0"/>
+                      <a:ext cx="749900" cy="176761"/>
+                    </a:xfrm>
+                    <a:prstGeom prst="rect">
+                      <a:avLst/>
+                    </a:prstGeom>
+                    <a:ln>
+                      <a:noFill/>
+                    </a:ln>
+                    <a:extLst>
+                      <a:ext uri="{53640926-AAD7-44D8-BBD7-CCE9431645EC}">
+                        <a14:shadowObscured xmlns:a14="http://schemas.microsoft.com/office/drawing/2010/main"/>
+                      </a:ext>
+                    </a:extLst>
+                  </pic:spPr>
+                </pic:pic>
+              </a:graphicData>
+            </a:graphic>
+            <wp14:sizeRelH relativeFrom="margin">
+              <wp14:pctWidth>0</wp14:pctWidth>
+            </wp14:sizeRelH>
+            <wp14:sizeRelV relativeFrom="margin">
+              <wp14:pctHeight>0</wp14:pctHeight>
+            </wp14:sizeRelV>
+          </wp:anchor>
+        </w:drawing>
+      </w:r>
+      <w:r>
+        <w:rPr>
+          <w:sz w:val="22"/>
+          <w:szCs w:val="22"/>
+        </w:rPr>
+        <w:t xml:space="preserve">This is what you believe to be true from the population, which could be the mean of the population, </w:t>
+      </w:r>
+      <w:r>
+        <w:rPr>
+          <w:i/>
+          <w:iCs/>
+          <w:sz w:val="22"/>
+          <w:szCs w:val="22"/>
+        </w:rPr>
+        <w:t>μ_0</w:t>
+      </w:r>
+      <w:r>
+        <w:rPr>
+          <w:sz w:val="22"/>
+          <w:szCs w:val="22"/>
+        </w:rPr>
+        <w:t>:</w:t>
+      </w:r>
+      <w:r>
+        <w:rPr>
+          <w:noProof/>
+        </w:rPr>
+        <w:t xml:space="preserve"> </w:t>
+      </w:r>
+    </w:p>
+    <w:p>
+      <w:pPr>
+        <w:pStyle w:val="S"/>
+        <w:rPr>
+          <w:sz w:val="22"/>
+          <w:szCs w:val="22"/>
+        </w:rPr>
+      </w:pPr>
+    </w:p>
+    <w:p>
+      <w:pPr>
+        <w:pStyle w:val="S"/>
+        <w:rPr>
+          <w:sz w:val="22"/>
+          <w:szCs w:val="22"/>
+        </w:rPr>
+      </w:pPr>
+      <w:r>
+        <w:rPr>
+          <w:sz w:val="22"/>
+          <w:szCs w:val="22"/>
+        </w:rPr>
+        <w:t xml:space="preserve">Next, state the alternate hypothesis, </w:t>
+      </w:r>
+      <w:r>
+        <w:rPr>
+          <w:i/>
+          <w:iCs/>
+          <w:sz w:val="22"/>
+          <w:szCs w:val="22"/>
+        </w:rPr>
+        <w:t>H_1</w:t>
+      </w:r>
+      <w:r>
+        <w:rPr>
+          <w:sz w:val="22"/>
+          <w:szCs w:val="22"/>
+        </w:rPr>
+        <w:t xml:space="preserve">. </w:t>
+      </w:r>
+    </w:p>
+    <w:p>
+      <w:pPr>
+        <w:pStyle w:val="S"/>
+        <w:rPr>
+          <w:sz w:val="22"/>
+          <w:szCs w:val="22"/>
+        </w:rPr>
+      </w:pPr>
+      <w:r>
+        <w:rPr>
+          <w:noProof/>
+        </w:rPr>
+        <w:drawing>
+          <wp:anchor distT="0" distB="0" distL="114300" distR="114300" simplePos="0" relativeHeight="251660288" behindDoc="0" locked="0" layoutInCell="1" allowOverlap="1" wp14:anchorId="15C715E1" wp14:editId="11E60141">
+            <wp:simplePos x="0" y="0"/>
+            <wp:positionH relativeFrom="margin">
+              <wp:align>center</wp:align>
+            </wp:positionH>
+            <wp:positionV relativeFrom="paragraph">
+              <wp:posOffset>350108</wp:posOffset>
+            </wp:positionV>
+            <wp:extent cx="753466" cy="234992"/>
+            <wp:effectExtent l="0" t="0" r="8890" b="0"/>
+            <wp:wrapNone/>
+            <wp:docPr id="5" name="Picture 5"/>
+            <wp:cNvGraphicFramePr>
+              <a:graphicFrameLocks xmlns:a="http://schemas.openxmlformats.org/drawingml/2006/main" noChangeAspect="1"/>
+            </wp:cNvGraphicFramePr>
+            <a:graphic xmlns:a="http://schemas.openxmlformats.org/drawingml/2006/main">
+              <a:graphicData uri="http://schemas.openxmlformats.org/drawingml/2006/picture">
+                <pic:pic xmlns:pic="http://schemas.openxmlformats.org/drawingml/2006/picture">
+                  <pic:nvPicPr>
+                    <pic:cNvPr id="1" name=""/>
+                    <pic:cNvPicPr/>
+                  </pic:nvPicPr>
+                  <pic:blipFill>
+                    <a:blip r:embed="rId10">
+                      <a:extLst>
+                        <a:ext uri="{28A0092B-C50C-407E-A947-70E740481C1C}">
+                          <a14:useLocalDpi xmlns:a14="http://schemas.microsoft.com/office/drawing/2010/main" val="0"/>
+                        </a:ext>
+                      </a:extLst>
+                    </a:blip>
+                    <a:stretch>
+                      <a:fillRect/>
+                    </a:stretch>
+                  </pic:blipFill>
+                  <pic:spPr>
+                    <a:xfrm>
+                      <a:off x="0" y="0"/>
+                      <a:ext cx="753466" cy="234992"/>
+                    </a:xfrm>
+                    <a:prstGeom prst="rect">
+                      <a:avLst/>
+                    </a:prstGeom>
+                  </pic:spPr>
+                </pic:pic>
+              </a:graphicData>
+            </a:graphic>
+            <wp14:sizeRelH relativeFrom="margin">
+              <wp14:pctWidth>0</wp14:pctWidth>
+            </wp14:sizeRelH>
+            <wp14:sizeRelV relativeFrom="margin">
+              <wp14:pctHeight>0</wp14:pctHeight>
+            </wp14:sizeRelV>
+          </wp:anchor>
+        </w:drawing>
+      </w:r>
+      <w:r>
+        <w:rPr>
+          <w:sz w:val="22"/>
+          <w:szCs w:val="22"/>
+        </w:rPr>
+        <w:t>This is what you observe from your sample. If the sample mean is different from the population’s mean, then we say the mean is not equal to μ_0:</w:t>
+      </w:r>
+    </w:p>
+    <w:p>
+      <w:pPr>
+        <w:pStyle w:val="S"/>
+      </w:pPr>
+      <w:r>
+        <w:rPr>
+          <w:noProof/>
+        </w:rPr>
+        <w:t xml:space="preserve"> </w:t>
+      </w:r>
+    </w:p>
+    <w:p>
+      <w:pPr>
+        <w:pStyle w:val="H"/>
+      </w:pPr>
+      <w:r>
+        <w:t xml:space="preserve">Q3. </w:t>
+      </w:r>
+      <w:r>
+        <w:t xml:space="preserve">What is </w:t>
+      </w:r>
+      <w:r>
+        <w:t>Train-Test Split</w:t>
+      </w:r>
+      <w:r>
+        <w:t>?</w:t>
+      </w:r>
+    </w:p>
+    <w:p>
+      <w:pPr>
+        <w:pStyle w:val="H"/>
+        <w:spacing w:after="40"/>
+        <w:rPr>
+          <w:b w:val="0"/>
+          <w:bCs w:val="0"/>
+          <w:sz w:val="22"/>
+          <w:szCs w:val="22"/>
+        </w:rPr>
+      </w:pPr>
+      <w:r>
+        <w:rPr>
+          <w:b w:val="0"/>
+          <w:bCs w:val="0"/>
+          <w:sz w:val="22"/>
+          <w:szCs w:val="22"/>
+        </w:rPr>
+        <w:t>Train-test split is a crucial machine learning technique that divides a dataset into two distinct subsets—typically 70-80% for training and 20-30% for testing—to evaluate a model's performance on unseen data.</w:t>
+      </w:r>
+    </w:p>
+    <w:p>
+      <w:pPr>
+        <w:pStyle w:val="S"/>
+      </w:pPr>
+    </w:p>
+    <w:p>
+      <w:pPr>
+        <w:pStyle w:val="H"/>
+        <w:spacing w:after="40"/>
+      </w:pPr>
+      <w:r>
+        <w:t>Q</w:t>
+      </w:r>
+      <w:r>
+        <w:t>4</w:t>
+      </w:r>
+      <w:r>
+        <w:t xml:space="preserve">. </w:t>
+      </w:r>
+      <w:r>
+        <w:t>Perform a Z-test on a game dataset to evaluate the following hypotheses:</w:t>
+      </w:r>
+    </w:p>
+    <w:p>
+      <w:pPr>
+        <w:pStyle w:val="H"/>
+        <w:numPr>
+          <w:ilvl w:val="0"/>
+          <w:numId w:val="8"/>
+        </w:numPr>
+        <w:spacing w:after="40"/>
+      </w:pPr>
+      <w:r>
+        <w:t xml:space="preserve">H₀: The mean sales of Action-Adventure games </w:t>
+      </w:r>
+      <w:proofErr w:type="gramStart"/>
+      <w:r>
+        <w:t>equals</w:t>
+      </w:r>
+      <w:proofErr w:type="gramEnd"/>
+      <w:r>
+        <w:t xml:space="preserve"> the overall mean sales </w:t>
+      </w:r>
+    </w:p>
+    <w:p>
+      <w:pPr>
+        <w:pStyle w:val="H"/>
+        <w:numPr>
+          <w:ilvl w:val="0"/>
+          <w:numId w:val="8"/>
+        </w:numPr>
+        <w:spacing w:after="40"/>
+      </w:pPr>
+      <w:r>
+        <w:t xml:space="preserve">H₁: The mean sales of Action-Adventure games </w:t>
+      </w:r>
+      <w:proofErr w:type="gramStart"/>
+      <w:r>
+        <w:t>is</w:t>
+      </w:r>
+      <w:proofErr w:type="gramEnd"/>
+      <w:r>
+        <w:t xml:space="preserve"> greater than the overall mean sales </w:t>
+      </w:r>
+    </w:p>
+    <w:p>
+      <w:pPr>
+        <w:pStyle w:val="H"/>
+        <w:spacing w:after="40"/>
+      </w:pPr>
+      <w:r>
+        <w:t>Use a 75%–25% train-test split and interpret the results at α = 0.05.</w:t>
+      </w:r>
+    </w:p>
+    <w:p>
+      <w:pPr>
+        <w:pStyle w:val="S"/>
+      </w:pPr>
+    </w:p>
+    <w:p>
+      <w:pPr>
+        <w:pStyle w:val="H"/>
+      </w:pPr>
+      <w:r>
+        <w:t>Da</w:t>
+      </w:r>
+      <w:r>
+        <w:t>taset</w:t>
+      </w:r>
+      <w:r>
+        <w:t>:</w:t>
+      </w:r>
+    </w:p>
+    <w:p>
+      <w:pPr>
+        <w:pStyle w:val="H"/>
+      </w:pPr>
+      <w:r>
+        <w:lastRenderedPageBreak/>
+        <w:drawing>
+          <wp:inline distT="0" distB="0" distL="0" distR="0" wp14:anchorId="068EC6B2" wp14:editId="2040A7BC">
+            <wp:extent cx="6139180" cy="4589335"/>
+            <wp:effectExtent l="0" t="0" r="0" b="1905"/>
+            <wp:docPr id="8" name="Picture 8"/>
+            <wp:cNvGraphicFramePr>
+              <a:graphicFrameLocks xmlns:a="http://schemas.openxmlformats.org/drawingml/2006/main" noChangeAspect="1"/>
+            </wp:cNvGraphicFramePr>
+            <a:graphic xmlns:a="http://schemas.openxmlformats.org/drawingml/2006/main">
+              <a:graphicData uri="http://schemas.openxmlformats.org/drawingml/2006/picture">
+                <pic:pic xmlns:pic="http://schemas.openxmlformats.org/drawingml/2006/picture">
+                  <pic:nvPicPr>
+                    <pic:cNvPr id="1" name=""/>
+                    <pic:cNvPicPr/>
+                  </pic:nvPicPr>
+                  <pic:blipFill rotWithShape="1">
+                    <a:blip r:embed="rId11"/>
+                    <a:srcRect l="280" t="735" r="514" b="833"/>
+                    <a:stretch/>
+                  </pic:blipFill>
+                  <pic:spPr bwMode="auto">
+                    <a:xfrm>
+                      <a:off x="0" y="0"/>
+                      <a:ext cx="6139626" cy="4589668"/>
+                    </a:xfrm>
+                    <a:prstGeom prst="rect">
+                      <a:avLst/>
+                    </a:prstGeom>
+                    <a:ln>
+                      <a:noFill/>
+                    </a:ln>
+                    <a:extLst>
+                      <a:ext uri="{53640926-AAD7-44D8-BBD7-CCE9431645EC}">
+                        <a14:shadowObscured xmlns:a14="http://schemas.microsoft.com/office/drawing/2010/main"/>
+                      </a:ext>
+                    </a:extLst>
+                  </pic:spPr>
+                </pic:pic>
+              </a:graphicData>
+            </a:graphic>
+          </wp:inline>
+        </w:drawing>
+      </w:r>
+    </w:p>
+    <w:p>
+      <w:pPr>
+        <w:pStyle w:val="H"/>
+      </w:pPr>
+      <w:r>
+        <w:t>Code:</w:t>
+      </w:r>
+    </w:p>
+    <w:p>
+      <w:pPr>
+        <w:pStyle w:val="Code"/>
+        <w:rPr>
+          <w:lang w:eastAsia="en-IN"/>
+        </w:rPr>
+      </w:pPr>
+      <w:r>
+        <w:rPr>
+          <w:lang w:eastAsia="en-IN"/>
+        </w:rPr>
+        <w:t>import pandas as pd</w:t>
+      </w:r>
+    </w:p>
+    <w:p>
+      <w:pPr>
+        <w:pStyle w:val="Code"/>
+        <w:rPr>
+          <w:lang w:eastAsia="en-IN"/>
+        </w:rPr>
+      </w:pPr>
+      <w:r>
+        <w:rPr>
+          <w:lang w:eastAsia="en-IN"/>
+        </w:rPr>
+        <w:t>import numpy as np</w:t>
+      </w:r>
+    </w:p>
+    <w:p>
+      <w:pPr>
+        <w:pStyle w:val="Code"/>
+        <w:rPr>
+          <w:lang w:eastAsia="en-IN"/>
+        </w:rPr>
+      </w:pPr>
+      <w:r>
+        <w:rPr>
+          <w:lang w:eastAsia="en-IN"/>
+        </w:rPr>
+        <w:t xml:space="preserve">from </w:t>
+      </w:r>
+      <w:proofErr w:type="spellStart"/>
+      <w:r>
+        <w:rPr>
+          <w:lang w:eastAsia="en-IN"/>
+        </w:rPr>
+        <w:t>scipy.stats</w:t>
+      </w:r>
+      <w:proofErr w:type="spellEnd"/>
+      <w:r>
+        <w:rPr>
+          <w:lang w:eastAsia="en-IN"/>
+        </w:rPr>
+        <w:t xml:space="preserve"> import norm</w:t>
+      </w:r>
+    </w:p>
+    <w:p>
+      <w:pPr>
+        <w:pStyle w:val="Code"/>
+        <w:rPr>
+          <w:lang w:eastAsia="en-IN"/>
+        </w:rPr>
+      </w:pPr>
+      <w:r>
+        <w:rPr>
+          <w:lang w:eastAsia="en-IN"/>
+        </w:rPr>
+        <w:t xml:space="preserve">from </w:t>
+      </w:r>
+      <w:proofErr w:type="spellStart"/>
+      <w:r>
+        <w:rPr>
+          <w:lang w:eastAsia="en-IN"/>
+        </w:rPr>
+        <w:t>sklearn.model_selection</w:t>
+      </w:r>
+      <w:proofErr w:type="spellEnd"/>
+      <w:r>
+        <w:rPr>
+          <w:lang w:eastAsia="en-IN"/>
+        </w:rPr>
+        <w:t xml:space="preserve"> import </w:t>
+      </w:r>
+      <w:proofErr w:type="spellStart"/>
+      <w:r>
+        <w:rPr>
+          <w:lang w:eastAsia="en-IN"/>
+        </w:rPr>
+        <w:t>train_test_split</w:t>
+      </w:r>
+      <w:proofErr w:type="spellEnd"/>
+    </w:p>
+    <w:p>
+      <w:pPr>
+        <w:pStyle w:val="Code"/>
+        <w:rPr>
+          <w:lang w:eastAsia="en-IN"/>
+        </w:rPr>
+      </w:pPr>
+    </w:p>
+    <w:p>
+      <w:pPr>
+        <w:pStyle w:val="Code"/>
+        <w:rPr>
+          <w:lang w:eastAsia="en-IN"/>
+        </w:rPr>
+      </w:pPr>
+      <w:r>
+        <w:rPr>
+          <w:lang w:eastAsia="en-IN"/>
+        </w:rPr>
+        <w:t xml:space="preserve">data = </w:t>
+      </w:r>
+      <w:proofErr w:type="spellStart"/>
+      <w:r>
+        <w:rPr>
+          <w:lang w:eastAsia="en-IN"/>
+        </w:rPr>
+        <w:t>pd.read_excel</w:t>
+      </w:r>
+      <w:proofErr w:type="spellEnd"/>
+      <w:r>
+        <w:rPr>
+          <w:lang w:eastAsia="en-IN"/>
+        </w:rPr>
+        <w:t>("EXP8.xlsx")</w:t>
+      </w:r>
+    </w:p>
+    <w:p>
+      <w:pPr>
+        <w:pStyle w:val="Code"/>
+        <w:rPr>
+          <w:lang w:eastAsia="en-IN"/>
+        </w:rPr>
+      </w:pPr>
+    </w:p>
+    <w:p>
+      <w:pPr>
+        <w:pStyle w:val="Code"/>
+        <w:rPr>
+          <w:lang w:eastAsia="en-IN"/>
+        </w:rPr>
+      </w:pPr>
+      <w:r>
+        <w:rPr>
+          <w:lang w:eastAsia="en-IN"/>
+        </w:rPr>
+        <w:t>cols = ["id","name","developer","genre","release_year","metacritic_score","sales_millions","peak_players"]</w:t>
+      </w:r>
+    </w:p>
+    <w:p>
+      <w:pPr>
+        <w:pStyle w:val="Code"/>
+        <w:rPr>
+          <w:lang w:eastAsia="en-IN"/>
+        </w:rPr>
+      </w:pPr>
+      <w:r>
+        <w:rPr>
+          <w:lang w:eastAsia="en-IN"/>
+        </w:rPr>
+        <w:t xml:space="preserve">df = </w:t>
+      </w:r>
+      <w:proofErr w:type="spellStart"/>
+      <w:r>
+        <w:rPr>
+          <w:lang w:eastAsia="en-IN"/>
+        </w:rPr>
+        <w:t>pd.DataFrame</w:t>
+      </w:r>
+      <w:proofErr w:type="spellEnd"/>
+      <w:r>
+        <w:rPr>
+          <w:lang w:eastAsia="en-IN"/>
+        </w:rPr>
+        <w:t>(data, columns=cols)</w:t>
+      </w:r>
+    </w:p>
+    <w:p>
+      <w:pPr>
+        <w:pStyle w:val="Code"/>
+        <w:rPr>
+          <w:lang w:eastAsia="en-IN"/>
+        </w:rPr>
+      </w:pPr>
+    </w:p>
+    <w:p>
+      <w:pPr>
+        <w:pStyle w:val="Code"/>
+        <w:rPr>
+          <w:lang w:eastAsia="en-IN"/>
+        </w:rPr>
+      </w:pPr>
+      <w:r>
+        <w:rPr>
+          <w:lang w:eastAsia="en-IN"/>
+        </w:rPr>
+        <w:t>df = df[df["</w:t>
+      </w:r>
+      <w:proofErr w:type="spellStart"/>
+      <w:r>
+        <w:rPr>
+          <w:lang w:eastAsia="en-IN"/>
+        </w:rPr>
+        <w:t>sales_millions</w:t>
+      </w:r>
+      <w:proofErr w:type="spellEnd"/>
+      <w:r>
+        <w:rPr>
+          <w:lang w:eastAsia="en-IN"/>
+        </w:rPr>
+        <w:t>"] &gt; 0]</w:t>
+      </w:r>
+    </w:p>
+    <w:p>
+      <w:pPr>
+        <w:pStyle w:val="Code"/>
+        <w:rPr>
+          <w:lang w:eastAsia="en-IN"/>
+        </w:rPr>
+      </w:pPr>
+    </w:p>
+    <w:p>
+      <w:pPr>
+        <w:pStyle w:val="Code"/>
+        <w:rPr>
+          <w:lang w:eastAsia="en-IN"/>
+        </w:rPr>
+      </w:pPr>
+      <w:proofErr w:type="spellStart"/>
+      <w:r>
+        <w:rPr>
+          <w:lang w:eastAsia="en-IN"/>
+        </w:rPr>
+        <w:t>train_df</w:t>
+      </w:r>
+      <w:proofErr w:type="spellEnd"/>
+      <w:r>
+        <w:rPr>
+          <w:lang w:eastAsia="en-IN"/>
+        </w:rPr>
+        <w:t xml:space="preserve">, </w:t>
+      </w:r>
+      <w:proofErr w:type="spellStart"/>
+      <w:r>
+        <w:rPr>
+          <w:lang w:eastAsia="en-IN"/>
+        </w:rPr>
+        <w:t>test_df</w:t>
+      </w:r>
+      <w:proofErr w:type="spellEnd"/>
+      <w:r>
+        <w:rPr>
+          <w:lang w:eastAsia="en-IN"/>
+        </w:rPr>
+        <w:t xml:space="preserve"> = </w:t>
+      </w:r>
+      <w:proofErr w:type="spellStart"/>
+      <w:r>
+        <w:rPr>
+          <w:lang w:eastAsia="en-IN"/>
+        </w:rPr>
+        <w:t>train_test_split</w:t>
+      </w:r>
+      <w:proofErr w:type="spellEnd"/>
+      <w:r>
+        <w:rPr>
+          <w:lang w:eastAsia="en-IN"/>
+        </w:rPr>
+        <w:t xml:space="preserve">(df, </w:t>
+      </w:r>
+      <w:proofErr w:type="spellStart"/>
+      <w:r>
+        <w:rPr>
+          <w:lang w:eastAsia="en-IN"/>
+        </w:rPr>
+        <w:t>test_size</w:t>
+      </w:r>
+      <w:proofErr w:type="spellEnd"/>
+      <w:r>
+        <w:rPr>
+          <w:lang w:eastAsia="en-IN"/>
+        </w:rPr>
+        <w:t xml:space="preserve">=0.25, </w:t>
+      </w:r>
+      <w:proofErr w:type="spellStart"/>
+      <w:r>
+        <w:rPr>
+          <w:lang w:eastAsia="en-IN"/>
+        </w:rPr>
+        <w:t>random_state</w:t>
+      </w:r>
+      <w:proofErr w:type="spellEnd"/>
+      <w:r>
+        <w:rPr>
+          <w:lang w:eastAsia="en-IN"/>
+        </w:rPr>
+        <w:t>=42)</w:t>
+      </w:r>
+    </w:p>
+    <w:p>
+      <w:pPr>
+        <w:pStyle w:val="Code"/>
+        <w:rPr>
+          <w:lang w:eastAsia="en-IN"/>
+        </w:rPr>
+      </w:pPr>
+    </w:p>
+    <w:p>
+      <w:pPr>
+        <w:pStyle w:val="Code"/>
+        <w:rPr>
+          <w:lang w:eastAsia="en-IN"/>
+        </w:rPr>
+      </w:pPr>
+      <w:r>
+        <w:rPr>
+          <w:lang w:eastAsia="en-IN"/>
+        </w:rPr>
+        <w:t>print("H0: Mean sales of Action-Adventure games = Overall mean sales")</w:t>
+      </w:r>
+    </w:p>
+    <w:p>
+      <w:pPr>
+        <w:pStyle w:val="Code"/>
+        <w:rPr>
+          <w:lang w:eastAsia="en-IN"/>
+        </w:rPr>
+      </w:pPr>
+      <w:r>
+        <w:rPr>
+          <w:lang w:eastAsia="en-IN"/>
+        </w:rPr>
+        <w:t>print("H1: Mean sales of Action-Adventure games &gt; Overall mean sales\n")</w:t>
+      </w:r>
+    </w:p>
+    <w:p>
+      <w:pPr>
+        <w:pStyle w:val="Code"/>
+        <w:rPr>
+          <w:lang w:eastAsia="en-IN"/>
+        </w:rPr>
+      </w:pPr>
+    </w:p>
+    <w:p>
+      <w:pPr>
+        <w:pStyle w:val="Code"/>
+        <w:rPr>
+          <w:lang w:eastAsia="en-IN"/>
+        </w:rPr>
+      </w:pPr>
+      <w:proofErr w:type="spellStart"/>
+      <w:r>
+        <w:rPr>
+          <w:lang w:eastAsia="en-IN"/>
+        </w:rPr>
+        <w:t>population_mean</w:t>
+      </w:r>
+      <w:proofErr w:type="spellEnd"/>
+      <w:r>
+        <w:rPr>
+          <w:lang w:eastAsia="en-IN"/>
+        </w:rPr>
+        <w:t xml:space="preserve"> = </w:t>
+      </w:r>
+      <w:proofErr w:type="spellStart"/>
+      <w:r>
+        <w:rPr>
+          <w:lang w:eastAsia="en-IN"/>
+        </w:rPr>
+        <w:t>train_df</w:t>
+      </w:r>
+      <w:proofErr w:type="spellEnd"/>
+      <w:r>
+        <w:rPr>
+          <w:lang w:eastAsia="en-IN"/>
+        </w:rPr>
+        <w:t>["</w:t>
+      </w:r>
+      <w:proofErr w:type="spellStart"/>
+      <w:r>
+        <w:rPr>
+          <w:lang w:eastAsia="en-IN"/>
+        </w:rPr>
+        <w:t>sales_millions</w:t>
+      </w:r>
+      <w:proofErr w:type="spellEnd"/>
+      <w:r>
+        <w:rPr>
+          <w:lang w:eastAsia="en-IN"/>
+        </w:rPr>
+        <w:t>"].mean()</w:t>
+      </w:r>
+    </w:p>
+    <w:p>
+      <w:pPr>
+        <w:pStyle w:val="Code"/>
+        <w:rPr>
+          <w:lang w:eastAsia="en-IN"/>
+        </w:rPr>
+      </w:pPr>
+    </w:p>
+    <w:p>
+      <w:pPr>
+        <w:pStyle w:val="Code"/>
+        <w:rPr>
+          <w:lang w:eastAsia="en-IN"/>
+        </w:rPr>
+      </w:pPr>
+      <w:r>
+        <w:rPr>
+          <w:lang w:eastAsia="en-IN"/>
+        </w:rPr>
+        <w:t xml:space="preserve">sample = </w:t>
+      </w:r>
+      <w:proofErr w:type="spellStart"/>
+      <w:r>
+        <w:rPr>
+          <w:lang w:eastAsia="en-IN"/>
+        </w:rPr>
+        <w:t>train_df</w:t>
+      </w:r>
+      <w:proofErr w:type="spellEnd"/>
+      <w:r>
+        <w:rPr>
+          <w:lang w:eastAsia="en-IN"/>
+        </w:rPr>
+        <w:t>[</w:t>
+      </w:r>
+      <w:proofErr w:type="spellStart"/>
+      <w:r>
+        <w:rPr>
+          <w:lang w:eastAsia="en-IN"/>
+        </w:rPr>
+        <w:t>train_df</w:t>
+      </w:r>
+      <w:proofErr w:type="spellEnd"/>
+      <w:r>
+        <w:rPr>
+          <w:lang w:eastAsia="en-IN"/>
+        </w:rPr>
+        <w:t>["genre"] == "Action-Adventure"]["</w:t>
+      </w:r>
+      <w:proofErr w:type="spellStart"/>
+      <w:r>
+        <w:rPr>
+          <w:lang w:eastAsia="en-IN"/>
+        </w:rPr>
+        <w:t>sales_millions</w:t>
+      </w:r>
+      <w:proofErr w:type="spellEnd"/>
+      <w:r>
+        <w:rPr>
+          <w:lang w:eastAsia="en-IN"/>
+        </w:rPr>
+        <w:t>"]</w:t>
+      </w:r>
+    </w:p>
+    <w:p>
+      <w:pPr>
+        <w:pStyle w:val="Code"/>
+        <w:rPr>
+          <w:lang w:eastAsia="en-IN"/>
+        </w:rPr>
+      </w:pPr>
+    </w:p>
+    <w:p>
+      <w:pPr>
+        <w:pStyle w:val="Code"/>
+        <w:rPr>
+          <w:lang w:eastAsia="en-IN"/>
+        </w:rPr>
+      </w:pPr>
+      <w:proofErr w:type="spellStart"/>
+      <w:r>
+        <w:rPr>
+          <w:lang w:eastAsia="en-IN"/>
+        </w:rPr>
+        <w:lastRenderedPageBreak/>
+        <w:t>sample_mean</w:t>
+      </w:r>
+      <w:proofErr w:type="spellEnd"/>
+      <w:r>
+        <w:rPr>
+          <w:lang w:eastAsia="en-IN"/>
+        </w:rPr>
+        <w:t xml:space="preserve"> = </w:t>
+      </w:r>
+      <w:proofErr w:type="spellStart"/>
+      <w:r>
+        <w:rPr>
+          <w:lang w:eastAsia="en-IN"/>
+        </w:rPr>
+        <w:t>sample.mean</w:t>
+      </w:r>
+      <w:proofErr w:type="spellEnd"/>
+      <w:r>
+        <w:rPr>
+          <w:lang w:eastAsia="en-IN"/>
+        </w:rPr>
+        <w:t>()</w:t>
+      </w:r>
+    </w:p>
+    <w:p>
+      <w:pPr>
+        <w:pStyle w:val="Code"/>
+        <w:rPr>
+          <w:lang w:eastAsia="en-IN"/>
+        </w:rPr>
+      </w:pPr>
+      <w:proofErr w:type="spellStart"/>
+      <w:r>
+        <w:rPr>
+          <w:lang w:eastAsia="en-IN"/>
+        </w:rPr>
+        <w:t>sample_std</w:t>
+      </w:r>
+      <w:proofErr w:type="spellEnd"/>
+      <w:r>
+        <w:rPr>
+          <w:lang w:eastAsia="en-IN"/>
+        </w:rPr>
+        <w:t xml:space="preserve"> = </w:t>
+      </w:r>
+      <w:proofErr w:type="spellStart"/>
+      <w:r>
+        <w:rPr>
+          <w:lang w:eastAsia="en-IN"/>
+        </w:rPr>
+        <w:t>sample.std</w:t>
+      </w:r>
+      <w:proofErr w:type="spellEnd"/>
+      <w:r>
+        <w:rPr>
+          <w:lang w:eastAsia="en-IN"/>
+        </w:rPr>
+        <w:t>(</w:t>
+      </w:r>
+      <w:proofErr w:type="spellStart"/>
+      <w:r>
+        <w:rPr>
+          <w:lang w:eastAsia="en-IN"/>
+        </w:rPr>
+        <w:t>ddof</w:t>
+      </w:r>
+      <w:proofErr w:type="spellEnd"/>
+      <w:r>
+        <w:rPr>
+          <w:lang w:eastAsia="en-IN"/>
+        </w:rPr>
+        <w:t>=1)</w:t>
+      </w:r>
+    </w:p>
+    <w:p>
+      <w:pPr>
+        <w:pStyle w:val="Code"/>
+        <w:rPr>
+          <w:lang w:eastAsia="en-IN"/>
+        </w:rPr>
+      </w:pPr>
+      <w:r>
+        <w:rPr>
+          <w:lang w:eastAsia="en-IN"/>
+        </w:rPr>
+        <w:t xml:space="preserve">n = </w:t>
+      </w:r>
+      <w:proofErr w:type="spellStart"/>
+      <w:r>
+        <w:rPr>
+          <w:lang w:eastAsia="en-IN"/>
+        </w:rPr>
+        <w:t>len</w:t>
+      </w:r>
+      <w:proofErr w:type="spellEnd"/>
+      <w:r>
+        <w:rPr>
+          <w:lang w:eastAsia="en-IN"/>
+        </w:rPr>
+        <w:t>(sample)</w:t>
+      </w:r>
+    </w:p>
+    <w:p>
+      <w:pPr>
+        <w:pStyle w:val="Code"/>
+        <w:rPr>
+          <w:lang w:eastAsia="en-IN"/>
+        </w:rPr>
+      </w:pPr>
+    </w:p>
+    <w:p>
+      <w:pPr>
+        <w:pStyle w:val="Code"/>
+        <w:rPr>
+          <w:lang w:eastAsia="en-IN"/>
+        </w:rPr>
+      </w:pPr>
+      <w:proofErr w:type="spellStart"/>
+      <w:r>
+        <w:rPr>
+          <w:lang w:eastAsia="en-IN"/>
+        </w:rPr>
+        <w:t>z_score</w:t>
+      </w:r>
+      <w:proofErr w:type="spellEnd"/>
+      <w:r>
+        <w:rPr>
+          <w:lang w:eastAsia="en-IN"/>
+        </w:rPr>
+        <w:t xml:space="preserve"> = (</w:t>
+      </w:r>
+      <w:proofErr w:type="spellStart"/>
+      <w:r>
+        <w:rPr>
+          <w:lang w:eastAsia="en-IN"/>
+        </w:rPr>
+        <w:t>sample_mean</w:t>
+      </w:r>
+      <w:proofErr w:type="spellEnd"/>
+      <w:r>
+        <w:rPr>
+          <w:lang w:eastAsia="en-IN"/>
+        </w:rPr>
+        <w:t xml:space="preserve"> - </w:t>
+      </w:r>
+      <w:proofErr w:type="spellStart"/>
+      <w:r>
+        <w:rPr>
+          <w:lang w:eastAsia="en-IN"/>
+        </w:rPr>
+        <w:t>population_mean</w:t>
+      </w:r>
+      <w:proofErr w:type="spellEnd"/>
+      <w:r>
+        <w:rPr>
+          <w:lang w:eastAsia="en-IN"/>
+        </w:rPr>
+        <w:t>) / (</w:t>
+      </w:r>
+      <w:proofErr w:type="spellStart"/>
+      <w:r>
+        <w:rPr>
+          <w:lang w:eastAsia="en-IN"/>
+        </w:rPr>
+        <w:t>sample_std</w:t>
+      </w:r>
+      <w:proofErr w:type="spellEnd"/>
+      <w:r>
+        <w:rPr>
+          <w:lang w:eastAsia="en-IN"/>
+        </w:rPr>
+        <w:t xml:space="preserve"> / </w:t>
+      </w:r>
+      <w:proofErr w:type="spellStart"/>
+      <w:r>
+        <w:rPr>
+          <w:lang w:eastAsia="en-IN"/>
+        </w:rPr>
+        <w:t>np.sqrt</w:t>
+      </w:r>
+      <w:proofErr w:type="spellEnd"/>
+      <w:r>
+        <w:rPr>
+          <w:lang w:eastAsia="en-IN"/>
+        </w:rPr>
+        <w:t>(n))</w:t>
+      </w:r>
+    </w:p>
+    <w:p>
+      <w:pPr>
+        <w:pStyle w:val="Code"/>
+        <w:rPr>
+          <w:lang w:eastAsia="en-IN"/>
+        </w:rPr>
+      </w:pPr>
+      <w:proofErr w:type="spellStart"/>
+      <w:r>
+        <w:rPr>
+          <w:lang w:eastAsia="en-IN"/>
+        </w:rPr>
+        <w:t>p_value</w:t>
+      </w:r>
+      <w:proofErr w:type="spellEnd"/>
+      <w:r>
+        <w:rPr>
+          <w:lang w:eastAsia="en-IN"/>
+        </w:rPr>
+        <w:t xml:space="preserve"> = 1 - </w:t>
+      </w:r>
+      <w:proofErr w:type="spellStart"/>
+      <w:r>
+        <w:rPr>
+          <w:lang w:eastAsia="en-IN"/>
+        </w:rPr>
+        <w:t>norm.cdf</w:t>
+      </w:r>
+      <w:proofErr w:type="spellEnd"/>
+      <w:r>
+        <w:rPr>
+          <w:lang w:eastAsia="en-IN"/>
+        </w:rPr>
+        <w:t>(</w:t>
+      </w:r>
+      <w:proofErr w:type="spellStart"/>
+      <w:r>
+        <w:rPr>
+          <w:lang w:eastAsia="en-IN"/>
+        </w:rPr>
+        <w:t>z_score</w:t>
+      </w:r>
+      <w:proofErr w:type="spellEnd"/>
+      <w:r>
+        <w:rPr>
+          <w:lang w:eastAsia="en-IN"/>
+        </w:rPr>
+        <w:t>)</w:t>
+      </w:r>
+    </w:p>
+    <w:p>
+      <w:pPr>
+        <w:pStyle w:val="Code"/>
+        <w:rPr>
+          <w:lang w:eastAsia="en-IN"/>
+        </w:rPr>
+      </w:pPr>
+    </w:p>
+    <w:p>
+      <w:pPr>
+        <w:pStyle w:val="Code"/>
+        <w:rPr>
+          <w:lang w:eastAsia="en-IN"/>
+        </w:rPr>
+      </w:pPr>
+      <w:r>
+        <w:rPr>
+          <w:lang w:eastAsia="en-IN"/>
+        </w:rPr>
+        <w:t>alpha = 0.05</w:t>
+      </w:r>
+    </w:p>
+    <w:p>
+      <w:pPr>
+        <w:pStyle w:val="Code"/>
+        <w:rPr>
+          <w:lang w:eastAsia="en-IN"/>
+        </w:rPr>
+      </w:pPr>
+    </w:p>
+    <w:p>
+      <w:pPr>
+        <w:pStyle w:val="Code"/>
+        <w:rPr>
+          <w:lang w:eastAsia="en-IN"/>
+        </w:rPr>
+      </w:pPr>
+      <w:r>
+        <w:rPr>
+          <w:lang w:eastAsia="en-IN"/>
+        </w:rPr>
+        <w:t>print("===== TRAINING SET RESULTS =====")</w:t>
+      </w:r>
+    </w:p>
+    <w:p>
+      <w:pPr>
+        <w:pStyle w:val="Code"/>
+        <w:rPr>
+          <w:lang w:eastAsia="en-IN"/>
+        </w:rPr>
+      </w:pPr>
+      <w:r>
+        <w:rPr>
+          <w:lang w:eastAsia="en-IN"/>
+        </w:rPr>
+        <w:t>print(</w:t>
+      </w:r>
+      <w:proofErr w:type="spellStart"/>
+      <w:r>
+        <w:rPr>
+          <w:lang w:eastAsia="en-IN"/>
+        </w:rPr>
+        <w:t>f"Sample</w:t>
+      </w:r>
+      <w:proofErr w:type="spellEnd"/>
+      <w:r>
+        <w:rPr>
+          <w:lang w:eastAsia="en-IN"/>
+        </w:rPr>
+        <w:t xml:space="preserve"> size (n): {n}")</w:t>
+      </w:r>
+    </w:p>
+    <w:p>
+      <w:pPr>
+        <w:pStyle w:val="Code"/>
+        <w:rPr>
+          <w:lang w:eastAsia="en-IN"/>
+        </w:rPr>
+      </w:pPr>
+      <w:r>
+        <w:rPr>
+          <w:lang w:eastAsia="en-IN"/>
+        </w:rPr>
+        <w:t>print(</w:t>
+      </w:r>
+      <w:proofErr w:type="spellStart"/>
+      <w:r>
+        <w:rPr>
+          <w:lang w:eastAsia="en-IN"/>
+        </w:rPr>
+        <w:t>f"Sample</w:t>
+      </w:r>
+      <w:proofErr w:type="spellEnd"/>
+      <w:r>
+        <w:rPr>
+          <w:lang w:eastAsia="en-IN"/>
+        </w:rPr>
+        <w:t xml:space="preserve"> mean: {sample_mean:.2f}")</w:t>
+      </w:r>
+    </w:p>
+    <w:p>
+      <w:pPr>
+        <w:pStyle w:val="Code"/>
+        <w:rPr>
+          <w:lang w:eastAsia="en-IN"/>
+        </w:rPr>
+      </w:pPr>
+      <w:r>
+        <w:rPr>
+          <w:lang w:eastAsia="en-IN"/>
+        </w:rPr>
+        <w:t>print(</w:t>
+      </w:r>
+      <w:proofErr w:type="spellStart"/>
+      <w:r>
+        <w:rPr>
+          <w:lang w:eastAsia="en-IN"/>
+        </w:rPr>
+        <w:t>f"Population</w:t>
+      </w:r>
+      <w:proofErr w:type="spellEnd"/>
+      <w:r>
+        <w:rPr>
+          <w:lang w:eastAsia="en-IN"/>
+        </w:rPr>
+        <w:t xml:space="preserve"> mean: {population_mean:.2f}")</w:t>
+      </w:r>
+    </w:p>
+    <w:p>
+      <w:pPr>
+        <w:pStyle w:val="Code"/>
+        <w:rPr>
+          <w:lang w:eastAsia="en-IN"/>
+        </w:rPr>
+      </w:pPr>
+      <w:r>
+        <w:rPr>
+          <w:lang w:eastAsia="en-IN"/>
+        </w:rPr>
+        <w:t>print(</w:t>
+      </w:r>
+      <w:proofErr w:type="spellStart"/>
+      <w:r>
+        <w:rPr>
+          <w:lang w:eastAsia="en-IN"/>
+        </w:rPr>
+        <w:t>f"Z</w:t>
+      </w:r>
+      <w:proofErr w:type="spellEnd"/>
+      <w:r>
+        <w:rPr>
+          <w:lang w:eastAsia="en-IN"/>
+        </w:rPr>
+        <w:t>-score: {z_score:.4f}")</w:t>
+      </w:r>
+    </w:p>
+    <w:p>
+      <w:pPr>
+        <w:pStyle w:val="Code"/>
+        <w:rPr>
+          <w:lang w:eastAsia="en-IN"/>
+        </w:rPr>
+      </w:pPr>
+      <w:r>
+        <w:rPr>
+          <w:lang w:eastAsia="en-IN"/>
+        </w:rPr>
+        <w:t>print(</w:t>
+      </w:r>
+      <w:proofErr w:type="spellStart"/>
+      <w:r>
+        <w:rPr>
+          <w:lang w:eastAsia="en-IN"/>
+        </w:rPr>
+        <w:t>f"P</w:t>
+      </w:r>
+      <w:proofErr w:type="spellEnd"/>
+      <w:r>
+        <w:rPr>
+          <w:lang w:eastAsia="en-IN"/>
+        </w:rPr>
+        <w:t>-value: {p_value:.6f}\n")</w:t>
+      </w:r>
+    </w:p>
+    <w:p>
+      <w:pPr>
+        <w:pStyle w:val="Code"/>
+        <w:rPr>
+          <w:lang w:eastAsia="en-IN"/>
+        </w:rPr>
+      </w:pPr>
+    </w:p>
+    <w:p>
+      <w:pPr>
+        <w:pStyle w:val="Code"/>
+        <w:rPr>
+          <w:lang w:eastAsia="en-IN"/>
+        </w:rPr>
+      </w:pPr>
+      <w:proofErr w:type="spellStart"/>
+      <w:r>
+        <w:rPr>
+          <w:lang w:eastAsia="en-IN"/>
+        </w:rPr>
+        <w:t>output_table</w:t>
+      </w:r>
+      <w:proofErr w:type="spellEnd"/>
+      <w:r>
+        <w:rPr>
+          <w:lang w:eastAsia="en-IN"/>
+        </w:rPr>
+        <w:t xml:space="preserve"> = </w:t>
+      </w:r>
+      <w:proofErr w:type="spellStart"/>
+      <w:r>
+        <w:rPr>
+          <w:lang w:eastAsia="en-IN"/>
+        </w:rPr>
+        <w:t>pd.DataFrame</w:t>
+      </w:r>
+      <w:proofErr w:type="spellEnd"/>
+      <w:r>
+        <w:rPr>
+          <w:lang w:eastAsia="en-IN"/>
+        </w:rPr>
+        <w:t>({</w:t>
+      </w:r>
+    </w:p>
+    <w:p>
+      <w:pPr>
+        <w:pStyle w:val="Code"/>
+        <w:rPr>
+          <w:lang w:eastAsia="en-IN"/>
+        </w:rPr>
+      </w:pPr>
+      <w:r>
+        <w:rPr>
+          <w:lang w:eastAsia="en-IN"/>
+        </w:rPr>
+        <w:t>    "value1": [round(</w:t>
+      </w:r>
+      <w:proofErr w:type="spellStart"/>
+      <w:r>
+        <w:rPr>
+          <w:lang w:eastAsia="en-IN"/>
+        </w:rPr>
+        <w:t>sample_mean</w:t>
+      </w:r>
+      <w:proofErr w:type="spellEnd"/>
+      <w:r>
+        <w:rPr>
+          <w:lang w:eastAsia="en-IN"/>
+        </w:rPr>
+        <w:t>, 6)],</w:t>
+      </w:r>
+    </w:p>
+    <w:p>
+      <w:pPr>
+        <w:pStyle w:val="Code"/>
+        <w:rPr>
+          <w:lang w:eastAsia="en-IN"/>
+        </w:rPr>
+      </w:pPr>
+      <w:r>
+        <w:rPr>
+          <w:lang w:eastAsia="en-IN"/>
+        </w:rPr>
+        <w:t>    "value2": [round(</w:t>
+      </w:r>
+      <w:proofErr w:type="spellStart"/>
+      <w:r>
+        <w:rPr>
+          <w:lang w:eastAsia="en-IN"/>
+        </w:rPr>
+        <w:t>population_mean</w:t>
+      </w:r>
+      <w:proofErr w:type="spellEnd"/>
+      <w:r>
+        <w:rPr>
+          <w:lang w:eastAsia="en-IN"/>
+        </w:rPr>
+        <w:t>, 6)],</w:t>
+      </w:r>
+    </w:p>
+    <w:p>
+      <w:pPr>
+        <w:pStyle w:val="Code"/>
+        <w:rPr>
+          <w:lang w:eastAsia="en-IN"/>
+        </w:rPr>
+      </w:pPr>
+      <w:r>
+        <w:rPr>
+          <w:lang w:eastAsia="en-IN"/>
+        </w:rPr>
+        <w:t>    "score": [round(</w:t>
+      </w:r>
+      <w:proofErr w:type="spellStart"/>
+      <w:r>
+        <w:rPr>
+          <w:lang w:eastAsia="en-IN"/>
+        </w:rPr>
+        <w:t>z_score</w:t>
+      </w:r>
+      <w:proofErr w:type="spellEnd"/>
+      <w:r>
+        <w:rPr>
+          <w:lang w:eastAsia="en-IN"/>
+        </w:rPr>
+        <w:t>, 6)],</w:t>
+      </w:r>
+    </w:p>
+    <w:p>
+      <w:pPr>
+        <w:pStyle w:val="Code"/>
+        <w:rPr>
+          <w:lang w:eastAsia="en-IN"/>
+        </w:rPr>
+      </w:pPr>
+      <w:r>
+        <w:rPr>
+          <w:lang w:eastAsia="en-IN"/>
+        </w:rPr>
+        <w:t>    "</w:t>
+      </w:r>
+      <w:proofErr w:type="spellStart"/>
+      <w:r>
+        <w:rPr>
+          <w:lang w:eastAsia="en-IN"/>
+        </w:rPr>
+        <w:t>p_value</w:t>
+      </w:r>
+      <w:proofErr w:type="spellEnd"/>
+      <w:r>
+        <w:rPr>
+          <w:lang w:eastAsia="en-IN"/>
+        </w:rPr>
+        <w:t>": [round(</w:t>
+      </w:r>
+      <w:proofErr w:type="spellStart"/>
+      <w:r>
+        <w:rPr>
+          <w:lang w:eastAsia="en-IN"/>
+        </w:rPr>
+        <w:t>p_value</w:t>
+      </w:r>
+      <w:proofErr w:type="spellEnd"/>
+      <w:r>
+        <w:rPr>
+          <w:lang w:eastAsia="en-IN"/>
+        </w:rPr>
+        <w:t>, 6)],</w:t>
+      </w:r>
+    </w:p>
+    <w:p>
+      <w:pPr>
+        <w:pStyle w:val="Code"/>
+        <w:rPr>
+          <w:lang w:eastAsia="en-IN"/>
+        </w:rPr>
+      </w:pPr>
+      <w:r>
+        <w:rPr>
+          <w:lang w:eastAsia="en-IN"/>
+        </w:rPr>
+        <w:t>    "</w:t>
+      </w:r>
+      <w:proofErr w:type="spellStart"/>
+      <w:r>
+        <w:rPr>
+          <w:lang w:eastAsia="en-IN"/>
+        </w:rPr>
+        <w:t>Hypothesis_accepted</w:t>
+      </w:r>
+      <w:proofErr w:type="spellEnd"/>
+      <w:r>
+        <w:rPr>
+          <w:lang w:eastAsia="en-IN"/>
+        </w:rPr>
+        <w:t>": [</w:t>
+      </w:r>
+    </w:p>
+    <w:p>
+      <w:pPr>
+        <w:pStyle w:val="Code"/>
+        <w:rPr>
+          <w:lang w:eastAsia="en-IN"/>
+        </w:rPr>
+      </w:pPr>
+      <w:r>
+        <w:rPr>
+          <w:lang w:eastAsia="en-IN"/>
+        </w:rPr>
+        <w:t xml:space="preserve">        "Yes" if </w:t>
+      </w:r>
+      <w:proofErr w:type="spellStart"/>
+      <w:r>
+        <w:rPr>
+          <w:lang w:eastAsia="en-IN"/>
+        </w:rPr>
+        <w:t>p_value</w:t>
+      </w:r>
+      <w:proofErr w:type="spellEnd"/>
+      <w:r>
+        <w:rPr>
+          <w:lang w:eastAsia="en-IN"/>
+        </w:rPr>
+        <w:t xml:space="preserve"> &gt;= alpha else "No"</w:t>
+      </w:r>
+    </w:p>
+    <w:p>
+      <w:pPr>
+        <w:pStyle w:val="Code"/>
+        <w:rPr>
+          <w:lang w:eastAsia="en-IN"/>
+        </w:rPr>
+      </w:pPr>
+      <w:r>
+        <w:rPr>
+          <w:lang w:eastAsia="en-IN"/>
+        </w:rPr>
+        <w:t>    ]</w:t>
+      </w:r>
+    </w:p>
+    <w:p>
+      <w:pPr>
+        <w:pStyle w:val="Code"/>
+        <w:rPr>
+          <w:lang w:eastAsia="en-IN"/>
+        </w:rPr>
+      </w:pPr>
+      <w:r>
+        <w:rPr>
+          <w:lang w:eastAsia="en-IN"/>
+        </w:rPr>
+        <w:t>})</w:t>
+      </w:r>
+    </w:p>
+    <w:p>
+      <w:pPr>
+        <w:pStyle w:val="Code"/>
+        <w:rPr>
+          <w:lang w:eastAsia="en-IN"/>
+        </w:rPr>
+      </w:pPr>
+    </w:p>
+    <w:p>
+      <w:pPr>
+        <w:pStyle w:val="Code"/>
+        <w:rPr>
+          <w:lang w:eastAsia="en-IN"/>
+        </w:rPr>
+      </w:pPr>
+      <w:r>
+        <w:rPr>
+          <w:lang w:eastAsia="en-IN"/>
+        </w:rPr>
+        <w:t>print(</w:t>
+      </w:r>
+      <w:proofErr w:type="spellStart"/>
+      <w:r>
+        <w:rPr>
+          <w:lang w:eastAsia="en-IN"/>
+        </w:rPr>
+        <w:t>output_table.to_string</w:t>
+      </w:r>
+      <w:proofErr w:type="spellEnd"/>
+      <w:r>
+        <w:rPr>
+          <w:lang w:eastAsia="en-IN"/>
+        </w:rPr>
+        <w:t>(index=False))</w:t>
+      </w:r>
+    </w:p>
+    <w:p>
+      <w:pPr>
+        <w:pStyle w:val="Code"/>
+        <w:rPr>
+          <w:lang w:eastAsia="en-IN"/>
+        </w:rPr>
+      </w:pPr>
+    </w:p>
+    <w:p>
+      <w:pPr>
+        <w:pStyle w:val="Code"/>
+        <w:rPr>
+          <w:lang w:eastAsia="en-IN"/>
+        </w:rPr>
+      </w:pPr>
+      <w:r>
+        <w:rPr>
+          <w:lang w:eastAsia="en-IN"/>
+        </w:rPr>
+        <w:t xml:space="preserve">if </w:t>
+      </w:r>
+      <w:proofErr w:type="spellStart"/>
+      <w:r>
+        <w:rPr>
+          <w:lang w:eastAsia="en-IN"/>
+        </w:rPr>
+        <w:t>p_value</w:t>
+      </w:r>
+      <w:proofErr w:type="spellEnd"/>
+      <w:r>
+        <w:rPr>
+          <w:lang w:eastAsia="en-IN"/>
+        </w:rPr>
+        <w:t xml:space="preserve"> &lt; alpha:</w:t>
+      </w:r>
+    </w:p>
+    <w:p>
+      <w:pPr>
+        <w:pStyle w:val="Code"/>
+        <w:rPr>
+          <w:lang w:eastAsia="en-IN"/>
+        </w:rPr>
+      </w:pPr>
+      <w:r>
+        <w:rPr>
+          <w:lang w:eastAsia="en-IN"/>
+        </w:rPr>
+        <w:t>    print("\</w:t>
+      </w:r>
+      <w:proofErr w:type="spellStart"/>
+      <w:r>
+        <w:rPr>
+          <w:lang w:eastAsia="en-IN"/>
+        </w:rPr>
+        <w:t>nDecision</w:t>
+      </w:r>
+      <w:proofErr w:type="spellEnd"/>
+      <w:r>
+        <w:rPr>
+          <w:lang w:eastAsia="en-IN"/>
+        </w:rPr>
+        <w:t>: Reject H0")</w:t>
+      </w:r>
+    </w:p>
+    <w:p>
+      <w:pPr>
+        <w:pStyle w:val="Code"/>
+        <w:rPr>
+          <w:lang w:eastAsia="en-IN"/>
+        </w:rPr>
+      </w:pPr>
+      <w:r>
+        <w:rPr>
+          <w:lang w:eastAsia="en-IN"/>
+        </w:rPr>
+        <w:t>else:</w:t>
+      </w:r>
+    </w:p>
+    <w:p>
+      <w:pPr>
+        <w:pStyle w:val="Code"/>
+        <w:rPr>
+          <w:lang w:eastAsia="en-IN"/>
+        </w:rPr>
+      </w:pPr>
+      <w:r>
+        <w:rPr>
+          <w:lang w:eastAsia="en-IN"/>
+        </w:rPr>
+        <w:t>    print("\</w:t>
+      </w:r>
+      <w:proofErr w:type="spellStart"/>
+      <w:r>
+        <w:rPr>
+          <w:lang w:eastAsia="en-IN"/>
+        </w:rPr>
+        <w:t>nDecision</w:t>
+      </w:r>
+      <w:proofErr w:type="spellEnd"/>
+      <w:r>
+        <w:rPr>
+          <w:lang w:eastAsia="en-IN"/>
+        </w:rPr>
+        <w:t>: Fail to Reject H0")</w:t>
+      </w:r>
+    </w:p>
+    <w:p>
+      <w:pPr>
+        <w:pStyle w:val="Code"/>
+        <w:rPr>
+          <w:lang w:eastAsia="en-IN"/>
+        </w:rPr>
+      </w:pPr>
+    </w:p>
+    <w:p>
+      <w:pPr>
+        <w:pStyle w:val="Code"/>
+        <w:rPr>
+          <w:lang w:eastAsia="en-IN"/>
+        </w:rPr>
+      </w:pPr>
+      <w:proofErr w:type="spellStart"/>
+      <w:r>
+        <w:rPr>
+          <w:lang w:eastAsia="en-IN"/>
+        </w:rPr>
+        <w:t>test_population_mean</w:t>
+      </w:r>
+      <w:proofErr w:type="spellEnd"/>
+      <w:r>
+        <w:rPr>
+          <w:lang w:eastAsia="en-IN"/>
+        </w:rPr>
+        <w:t xml:space="preserve"> = </w:t>
+      </w:r>
+      <w:proofErr w:type="spellStart"/>
+      <w:r>
+        <w:rPr>
+          <w:lang w:eastAsia="en-IN"/>
+        </w:rPr>
+        <w:t>test_df</w:t>
+      </w:r>
+      <w:proofErr w:type="spellEnd"/>
+      <w:r>
+        <w:rPr>
+          <w:lang w:eastAsia="en-IN"/>
+        </w:rPr>
+        <w:t>["</w:t>
+      </w:r>
+      <w:proofErr w:type="spellStart"/>
+      <w:r>
+        <w:rPr>
+          <w:lang w:eastAsia="en-IN"/>
+        </w:rPr>
+        <w:t>sales_millions</w:t>
+      </w:r>
+      <w:proofErr w:type="spellEnd"/>
+      <w:r>
+        <w:rPr>
+          <w:lang w:eastAsia="en-IN"/>
+        </w:rPr>
+        <w:t>"].mean()</w:t>
+      </w:r>
+    </w:p>
+    <w:p>
+      <w:pPr>
+        <w:pStyle w:val="Code"/>
+        <w:rPr>
+          <w:lang w:eastAsia="en-IN"/>
+        </w:rPr>
+      </w:pPr>
+      <w:proofErr w:type="spellStart"/>
+      <w:r>
+        <w:rPr>
+          <w:lang w:eastAsia="en-IN"/>
+        </w:rPr>
+        <w:t>test_sample</w:t>
+      </w:r>
+      <w:proofErr w:type="spellEnd"/>
+      <w:r>
+        <w:rPr>
+          <w:lang w:eastAsia="en-IN"/>
+        </w:rPr>
+        <w:t xml:space="preserve"> = </w:t>
+      </w:r>
+      <w:proofErr w:type="spellStart"/>
+      <w:r>
+        <w:rPr>
+          <w:lang w:eastAsia="en-IN"/>
+        </w:rPr>
+        <w:t>test_df</w:t>
+      </w:r>
+      <w:proofErr w:type="spellEnd"/>
+      <w:r>
+        <w:rPr>
+          <w:lang w:eastAsia="en-IN"/>
+        </w:rPr>
+        <w:t>[</w:t>
+      </w:r>
+      <w:proofErr w:type="spellStart"/>
+      <w:r>
+        <w:rPr>
+          <w:lang w:eastAsia="en-IN"/>
+        </w:rPr>
+        <w:t>test_df</w:t>
+      </w:r>
+      <w:proofErr w:type="spellEnd"/>
+      <w:r>
+        <w:rPr>
+          <w:lang w:eastAsia="en-IN"/>
+        </w:rPr>
+        <w:t>["genre"] == "Action-Adventure"]["</w:t>
+      </w:r>
+      <w:proofErr w:type="spellStart"/>
+      <w:r>
+        <w:rPr>
+          <w:lang w:eastAsia="en-IN"/>
+        </w:rPr>
+        <w:t>sales_millions</w:t>
+      </w:r>
+      <w:proofErr w:type="spellEnd"/>
+      <w:r>
+        <w:rPr>
+          <w:lang w:eastAsia="en-IN"/>
+        </w:rPr>
+        <w:t>"]</w:t>
+      </w:r>
+    </w:p>
+    <w:p>
+      <w:pPr>
+        <w:pStyle w:val="Code"/>
+        <w:rPr>
+          <w:lang w:eastAsia="en-IN"/>
+        </w:rPr>
+      </w:pPr>
+    </w:p>
+    <w:p>
+      <w:pPr>
+        <w:pStyle w:val="Code"/>
+        <w:rPr>
+          <w:lang w:eastAsia="en-IN"/>
+        </w:rPr>
+      </w:pPr>
+      <w:r>
+        <w:rPr>
+          <w:lang w:eastAsia="en-IN"/>
+        </w:rPr>
+        <w:t xml:space="preserve">if </w:t>
+      </w:r>
+      <w:proofErr w:type="spellStart"/>
+      <w:r>
+        <w:rPr>
+          <w:lang w:eastAsia="en-IN"/>
+        </w:rPr>
+        <w:t>len</w:t>
+      </w:r>
+      <w:proofErr w:type="spellEnd"/>
+      <w:r>
+        <w:rPr>
+          <w:lang w:eastAsia="en-IN"/>
+        </w:rPr>
+        <w:t>(</w:t>
+      </w:r>
+      <w:proofErr w:type="spellStart"/>
+      <w:r>
+        <w:rPr>
+          <w:lang w:eastAsia="en-IN"/>
+        </w:rPr>
+        <w:t>test_sample</w:t>
+      </w:r>
+      <w:proofErr w:type="spellEnd"/>
+      <w:r>
+        <w:rPr>
+          <w:lang w:eastAsia="en-IN"/>
+        </w:rPr>
+        <w:t>) &gt; 0:</w:t>
+      </w:r>
+    </w:p>
+    <w:p>
+      <w:pPr>
+        <w:pStyle w:val="Code"/>
+        <w:rPr>
+          <w:lang w:eastAsia="en-IN"/>
+        </w:rPr>
+      </w:pPr>
+      <w:r>
+        <w:rPr>
+          <w:lang w:eastAsia="en-IN"/>
+        </w:rPr>
+        <w:t xml:space="preserve">    </w:t>
+      </w:r>
+      <w:proofErr w:type="spellStart"/>
+      <w:r>
+        <w:rPr>
+          <w:lang w:eastAsia="en-IN"/>
+        </w:rPr>
+        <w:t>test_mean</w:t>
+      </w:r>
+      <w:proofErr w:type="spellEnd"/>
+      <w:r>
+        <w:rPr>
+          <w:lang w:eastAsia="en-IN"/>
+        </w:rPr>
+        <w:t xml:space="preserve"> = </w:t>
+      </w:r>
+      <w:proofErr w:type="spellStart"/>
+      <w:r>
+        <w:rPr>
+          <w:lang w:eastAsia="en-IN"/>
+        </w:rPr>
+        <w:t>test_sample.mean</w:t>
+      </w:r>
+      <w:proofErr w:type="spellEnd"/>
+      <w:r>
+        <w:rPr>
+          <w:lang w:eastAsia="en-IN"/>
+        </w:rPr>
+        <w:t>()</w:t>
+      </w:r>
+    </w:p>
+    <w:p>
+      <w:pPr>
+        <w:pStyle w:val="Code"/>
+        <w:rPr>
+          <w:lang w:eastAsia="en-IN"/>
+        </w:rPr>
+      </w:pPr>
+      <w:r>
+        <w:rPr>
+          <w:lang w:eastAsia="en-IN"/>
+        </w:rPr>
+        <w:t>    print("\n===== TEST SET CHECK =====")</w:t>
+      </w:r>
+    </w:p>
+    <w:p>
+      <w:pPr>
+        <w:pStyle w:val="Code"/>
+        <w:rPr>
+          <w:lang w:eastAsia="en-IN"/>
+        </w:rPr>
+      </w:pPr>
+      <w:r>
+        <w:rPr>
+          <w:lang w:eastAsia="en-IN"/>
+        </w:rPr>
+        <w:t>    print(</w:t>
+      </w:r>
+      <w:proofErr w:type="spellStart"/>
+      <w:r>
+        <w:rPr>
+          <w:lang w:eastAsia="en-IN"/>
+        </w:rPr>
+        <w:t>f"Test</w:t>
+      </w:r>
+      <w:proofErr w:type="spellEnd"/>
+      <w:r>
+        <w:rPr>
+          <w:lang w:eastAsia="en-IN"/>
+        </w:rPr>
+        <w:t xml:space="preserve"> sample mean: {test_mean:.2f}")</w:t>
+      </w:r>
+    </w:p>
+    <w:p>
+      <w:pPr>
+        <w:pStyle w:val="Code"/>
+        <w:rPr>
+          <w:lang w:eastAsia="en-IN"/>
+        </w:rPr>
+      </w:pPr>
+      <w:r>
+        <w:rPr>
+          <w:lang w:eastAsia="en-IN"/>
+        </w:rPr>
+        <w:t>    print(</w:t>
+      </w:r>
+      <w:proofErr w:type="spellStart"/>
+      <w:r>
+        <w:rPr>
+          <w:lang w:eastAsia="en-IN"/>
+        </w:rPr>
+        <w:t>f"Test</w:t>
+      </w:r>
+      <w:proofErr w:type="spellEnd"/>
+      <w:r>
+        <w:rPr>
+          <w:lang w:eastAsia="en-IN"/>
+        </w:rPr>
+        <w:t xml:space="preserve"> population mean: {test_population_mean:.2f}")</w:t>
+      </w:r>
+    </w:p>
+    <w:p>
+      <w:pPr>
+        <w:pStyle w:val="Code"/>
+        <w:rPr>
+          <w:lang w:eastAsia="en-IN"/>
+        </w:rPr>
+      </w:pPr>
+    </w:p>
+    <w:p>
+      <w:pPr>
+        <w:pStyle w:val="Code"/>
+        <w:rPr>
+          <w:lang w:eastAsia="en-IN"/>
+        </w:rPr>
+      </w:pPr>
+      <w:r>
+        <w:rPr>
+          <w:lang w:eastAsia="en-IN"/>
+        </w:rPr>
+        <w:t>import matplotlib.pyplot as plt</w:t>
+      </w:r>
+    </w:p>
+    <w:p>
+      <w:pPr>
+        <w:pStyle w:val="Code"/>
+        <w:rPr>
+          <w:lang w:eastAsia="en-IN"/>
+        </w:rPr>
+      </w:pPr>
+    </w:p>
+    <w:p>
+      <w:pPr>
+        <w:pStyle w:val="Code"/>
+        <w:rPr>
+          <w:lang w:eastAsia="en-IN"/>
+        </w:rPr>
+      </w:pPr>
+      <w:proofErr w:type="spellStart"/>
+      <w:r>
+        <w:rPr>
+          <w:lang w:eastAsia="en-IN"/>
+        </w:rPr>
+        <w:t>train_size</w:t>
+      </w:r>
+      <w:proofErr w:type="spellEnd"/>
+      <w:r>
+        <w:rPr>
+          <w:lang w:eastAsia="en-IN"/>
+        </w:rPr>
+        <w:t xml:space="preserve"> = </w:t>
+      </w:r>
+      <w:proofErr w:type="spellStart"/>
+      <w:r>
+        <w:rPr>
+          <w:lang w:eastAsia="en-IN"/>
+        </w:rPr>
+        <w:t>len</w:t>
+      </w:r>
+      <w:proofErr w:type="spellEnd"/>
+      <w:r>
+        <w:rPr>
+          <w:lang w:eastAsia="en-IN"/>
+        </w:rPr>
+        <w:t>(</w:t>
+      </w:r>
+      <w:proofErr w:type="spellStart"/>
+      <w:r>
+        <w:rPr>
+          <w:lang w:eastAsia="en-IN"/>
+        </w:rPr>
+        <w:t>train_df</w:t>
+      </w:r>
+      <w:proofErr w:type="spellEnd"/>
+      <w:r>
+        <w:rPr>
+          <w:lang w:eastAsia="en-IN"/>
+        </w:rPr>
+        <w:t>)</w:t>
+      </w:r>
+    </w:p>
+    <w:p>
+      <w:pPr>
+        <w:pStyle w:val="Code"/>
+        <w:rPr>
+          <w:lang w:eastAsia="en-IN"/>
+        </w:rPr>
+      </w:pPr>
+      <w:proofErr w:type="spellStart"/>
+      <w:r>
+        <w:rPr>
+          <w:lang w:eastAsia="en-IN"/>
+        </w:rPr>
+        <w:t>test_size</w:t>
+      </w:r>
+      <w:proofErr w:type="spellEnd"/>
+      <w:r>
+        <w:rPr>
+          <w:lang w:eastAsia="en-IN"/>
+        </w:rPr>
+        <w:t xml:space="preserve"> = </w:t>
+      </w:r>
+      <w:proofErr w:type="spellStart"/>
+      <w:r>
+        <w:rPr>
+          <w:lang w:eastAsia="en-IN"/>
+        </w:rPr>
+        <w:t>len</w:t>
+      </w:r>
+      <w:proofErr w:type="spellEnd"/>
+      <w:r>
+        <w:rPr>
+          <w:lang w:eastAsia="en-IN"/>
+        </w:rPr>
+        <w:t>(</w:t>
+      </w:r>
+      <w:proofErr w:type="spellStart"/>
+      <w:r>
+        <w:rPr>
+          <w:lang w:eastAsia="en-IN"/>
+        </w:rPr>
+        <w:t>test_df</w:t>
+      </w:r>
+      <w:proofErr w:type="spellEnd"/>
+      <w:r>
+        <w:rPr>
+          <w:lang w:eastAsia="en-IN"/>
+        </w:rPr>
+        <w:t>)</w:t>
+      </w:r>
+    </w:p>
+    <w:p>
+      <w:pPr>
+        <w:pStyle w:val="Code"/>
+        <w:rPr>
+          <w:lang w:eastAsia="en-IN"/>
+        </w:rPr>
+      </w:pPr>
+    </w:p>
+    <w:p>
+      <w:pPr>
+        <w:pStyle w:val="Code"/>
+        <w:rPr>
+          <w:lang w:eastAsia="en-IN"/>
+        </w:rPr>
+      </w:pPr>
+      <w:r>
+        <w:rPr>
+          <w:lang w:eastAsia="en-IN"/>
+        </w:rPr>
+        <w:t>labels = ["Training (75%)", "Testing (25%)"]</w:t>
+      </w:r>
+    </w:p>
+    <w:p>
+      <w:pPr>
+        <w:pStyle w:val="Code"/>
+        <w:rPr>
+          <w:lang w:eastAsia="en-IN"/>
+        </w:rPr>
+      </w:pPr>
+      <w:r>
+        <w:rPr>
+          <w:lang w:eastAsia="en-IN"/>
+        </w:rPr>
+        <w:t>sizes = [</w:t>
+      </w:r>
+      <w:proofErr w:type="spellStart"/>
+      <w:r>
+        <w:rPr>
+          <w:lang w:eastAsia="en-IN"/>
+        </w:rPr>
+        <w:t>train_size</w:t>
+      </w:r>
+      <w:proofErr w:type="spellEnd"/>
+      <w:r>
+        <w:rPr>
+          <w:lang w:eastAsia="en-IN"/>
+        </w:rPr>
+        <w:t xml:space="preserve">, </w:t>
+      </w:r>
+      <w:proofErr w:type="spellStart"/>
+      <w:r>
+        <w:rPr>
+          <w:lang w:eastAsia="en-IN"/>
+        </w:rPr>
+        <w:t>test_size</w:t>
+      </w:r>
+      <w:proofErr w:type="spellEnd"/>
+      <w:r>
+        <w:rPr>
+          <w:lang w:eastAsia="en-IN"/>
+        </w:rPr>
+        <w:t>]</w:t>
+      </w:r>
+    </w:p>
+    <w:p>
+      <w:pPr>
+        <w:pStyle w:val="Code"/>
+        <w:rPr>
+          <w:lang w:eastAsia="en-IN"/>
+        </w:rPr>
+      </w:pPr>
+    </w:p>
+    <w:p>
+      <w:pPr>
+        <w:pStyle w:val="Code"/>
+        <w:rPr>
+          <w:lang w:eastAsia="en-IN"/>
+        </w:rPr>
+      </w:pPr>
+      <w:proofErr w:type="spellStart"/>
+      <w:r>
+        <w:rPr>
+          <w:lang w:eastAsia="en-IN"/>
+        </w:rPr>
+        <w:t>plt.figure</w:t>
+      </w:r>
+      <w:proofErr w:type="spellEnd"/>
+      <w:r>
+        <w:rPr>
+          <w:lang w:eastAsia="en-IN"/>
+        </w:rPr>
+        <w:t>()</w:t>
+      </w:r>
+    </w:p>
+    <w:p>
+      <w:pPr>
+        <w:pStyle w:val="Code"/>
+        <w:rPr>
+          <w:lang w:eastAsia="en-IN"/>
+        </w:rPr>
+      </w:pPr>
+      <w:proofErr w:type="spellStart"/>
+      <w:r>
+        <w:rPr>
+          <w:lang w:eastAsia="en-IN"/>
+        </w:rPr>
+        <w:t>plt.bar</w:t>
+      </w:r>
+      <w:proofErr w:type="spellEnd"/>
+      <w:r>
+        <w:rPr>
+          <w:lang w:eastAsia="en-IN"/>
+        </w:rPr>
+        <w:t>(labels, sizes)</w:t>
+      </w:r>
+    </w:p>
+    <w:p>
+      <w:pPr>
+        <w:pStyle w:val="Code"/>
+        <w:rPr>
+          <w:lang w:eastAsia="en-IN"/>
+        </w:rPr>
+      </w:pPr>
+    </w:p>
+    <w:p>
+      <w:pPr>
+        <w:pStyle w:val="Code"/>
+        <w:rPr>
+          <w:lang w:eastAsia="en-IN"/>
+        </w:rPr>
+      </w:pPr>
+      <w:proofErr w:type="spellStart"/>
+      <w:r>
+        <w:rPr>
+          <w:lang w:eastAsia="en-IN"/>
+        </w:rPr>
+        <w:t>plt.title</w:t>
+      </w:r>
+      <w:proofErr w:type="spellEnd"/>
+      <w:r>
+        <w:rPr>
+          <w:lang w:eastAsia="en-IN"/>
+        </w:rPr>
+        <w:t>("Train-Test Split (75% - 25%)")</w:t>
+      </w:r>
+    </w:p>
+    <w:p>
+      <w:pPr>
+        <w:pStyle w:val="Code"/>
+        <w:rPr>
+          <w:lang w:eastAsia="en-IN"/>
+        </w:rPr>
+      </w:pPr>
+      <w:proofErr w:type="spellStart"/>
+      <w:r>
+        <w:rPr>
+          <w:lang w:eastAsia="en-IN"/>
+        </w:rPr>
+        <w:t>plt.xlabel</w:t>
+      </w:r>
+      <w:proofErr w:type="spellEnd"/>
+      <w:r>
+        <w:rPr>
+          <w:lang w:eastAsia="en-IN"/>
+        </w:rPr>
+        <w:t>("Dataset Split")</w:t>
+      </w:r>
+    </w:p>
+    <w:p>
+      <w:pPr>
+        <w:pStyle w:val="Code"/>
+        <w:rPr>
+          <w:lang w:eastAsia="en-IN"/>
+        </w:rPr>
+      </w:pPr>
+      <w:proofErr w:type="spellStart"/>
+      <w:r>
+        <w:rPr>
+          <w:lang w:eastAsia="en-IN"/>
+        </w:rPr>
+        <w:t>plt.ylabel</w:t>
+      </w:r>
+      <w:proofErr w:type="spellEnd"/>
+      <w:r>
+        <w:rPr>
+          <w:lang w:eastAsia="en-IN"/>
+        </w:rPr>
+        <w:t>("Number of Samples")</w:t>
+      </w:r>
+    </w:p>
+    <w:p>
+      <w:pPr>
+        <w:pStyle w:val="Code"/>
+        <w:rPr>
+          <w:lang w:eastAsia="en-IN"/>
+        </w:rPr>
+      </w:pPr>
+    </w:p>
+    <w:p>
+      <w:pPr>
+        <w:pStyle w:val="Code"/>
+        <w:rPr>
+          <w:lang w:eastAsia="en-IN"/>
+        </w:rPr>
+      </w:pPr>
+      <w:r>
+        <w:rPr>
+          <w:lang w:eastAsia="en-IN"/>
+        </w:rPr>
+        <w:t xml:space="preserve">for </w:t>
+      </w:r>
+      <w:proofErr w:type="spellStart"/>
+      <w:r>
+        <w:rPr>
+          <w:lang w:eastAsia="en-IN"/>
+        </w:rPr>
+        <w:t>i</w:t>
+      </w:r>
+      <w:proofErr w:type="spellEnd"/>
+      <w:r>
+        <w:rPr>
+          <w:lang w:eastAsia="en-IN"/>
+        </w:rPr>
+        <w:t>, v in enumerate(sizes):</w:t>
+      </w:r>
+    </w:p>
+    <w:p>
+      <w:pPr>
+        <w:pStyle w:val="Code"/>
+        <w:rPr>
+          <w:lang w:eastAsia="en-IN"/>
+        </w:rPr>
+      </w:pPr>
+      <w:r>
+        <w:rPr>
+          <w:lang w:eastAsia="en-IN"/>
+        </w:rPr>
+        <w:t xml:space="preserve">    </w:t>
+      </w:r>
+      <w:proofErr w:type="spellStart"/>
+      <w:r>
+        <w:rPr>
+          <w:lang w:eastAsia="en-IN"/>
+        </w:rPr>
+        <w:t>plt.text</w:t>
+      </w:r>
+      <w:proofErr w:type="spellEnd"/>
+      <w:r>
+        <w:rPr>
+          <w:lang w:eastAsia="en-IN"/>
+        </w:rPr>
+        <w:t>(</w:t>
+      </w:r>
+      <w:proofErr w:type="spellStart"/>
+      <w:r>
+        <w:rPr>
+          <w:lang w:eastAsia="en-IN"/>
+        </w:rPr>
+        <w:t>i</w:t>
+      </w:r>
+      <w:proofErr w:type="spellEnd"/>
+      <w:r>
+        <w:rPr>
+          <w:lang w:eastAsia="en-IN"/>
+        </w:rPr>
+        <w:t>, v, str(v), ha='</w:t>
+      </w:r>
+      <w:proofErr w:type="spellStart"/>
+      <w:r>
+        <w:rPr>
+          <w:lang w:eastAsia="en-IN"/>
+        </w:rPr>
+        <w:t>center</w:t>
+      </w:r>
+      <w:proofErr w:type="spellEnd"/>
+      <w:r>
+        <w:rPr>
+          <w:lang w:eastAsia="en-IN"/>
+        </w:rPr>
+        <w:t xml:space="preserve">', </w:t>
+      </w:r>
+      <w:proofErr w:type="spellStart"/>
+      <w:r>
+        <w:rPr>
+          <w:lang w:eastAsia="en-IN"/>
+        </w:rPr>
+        <w:t>va</w:t>
+      </w:r>
+      <w:proofErr w:type="spellEnd"/>
+      <w:r>
+        <w:rPr>
+          <w:lang w:eastAsia="en-IN"/>
+        </w:rPr>
+        <w:t>='bottom')</w:t>
+      </w:r>
+    </w:p>
+    <w:p>
+      <w:pPr>
+        <w:pStyle w:val="Code"/>
+        <w:rPr>
+          <w:lang w:eastAsia="en-IN"/>
+        </w:rPr>
+      </w:pPr>
+    </w:p>
+    <w:p>
+      <w:pPr>
+        <w:pStyle w:val="Code"/>
+        <w:rPr>
+          <w:lang w:eastAsia="en-IN"/>
+        </w:rPr>
+      </w:pPr>
+      <w:proofErr w:type="spellStart"/>
+      <w:r>
+        <w:rPr>
+          <w:lang w:eastAsia="en-IN"/>
+        </w:rPr>
+        <w:t>plt.show</w:t>
+      </w:r>
+      <w:proofErr w:type="spellEnd"/>
+      <w:r>
+        <w:rPr>
+          <w:lang w:eastAsia="en-IN"/>
+        </w:rPr>
+        <w:t>()</w:t>
+      </w:r>
+    </w:p>
+    <w:p>
+      <w:pPr>
+        <w:pStyle w:val="S"/>
+      </w:pPr>
+    </w:p>
+    <w:p>
+      <w:pPr>
+        <w:pStyle w:val="H"/>
+      </w:pPr>
+      <w:r>
+        <w:t>Output:</w:t>
+      </w:r>
+    </w:p>
+    <w:p>
+      <w:pPr>
+        <w:pStyle w:val="T"/>
+      </w:pPr>
+      <w:r>
+        <w:drawing>
+          <wp:inline distT="0" distB="0" distL="0" distR="0" wp14:anchorId="0E8755FA" wp14:editId="15A135E5">
+            <wp:extent cx="6188710" cy="3503295"/>
+            <wp:effectExtent l="0" t="0" r="2540" b="1905"/>
+            <wp:docPr id="1" name="Picture 1"/>
+            <wp:cNvGraphicFramePr>
+              <a:graphicFrameLocks xmlns:a="http://schemas.openxmlformats.org/drawingml/2006/main" noChangeAspect="1"/>
+            </wp:cNvGraphicFramePr>
+            <a:graphic xmlns:a="http://schemas.openxmlformats.org/drawingml/2006/main">
+              <a:graphicData uri="http://schemas.openxmlformats.org/drawingml/2006/picture">
+                <pic:pic xmlns:pic="http://schemas.openxmlformats.org/drawingml/2006/picture">
+                  <pic:nvPicPr>
+                    <pic:cNvPr id="1" name=""/>
+                    <pic:cNvPicPr/>
+                  </pic:nvPicPr>
+                  <pic:blipFill>
+                    <a:blip r:embed="rId12"/>
+                    <a:stretch>
+                      <a:fillRect/>
+                    </a:stretch>
+                  </pic:blipFill>
+                  <pic:spPr>
+                    <a:xfrm>
+                      <a:off x="0" y="0"/>
+                      <a:ext cx="6188710" cy="3503295"/>
+                    </a:xfrm>
+                    <a:prstGeom prst="rect">
+                      <a:avLst/>
+                    </a:prstGeom>
+                  </pic:spPr>
+                </pic:pic>
+              </a:graphicData>
+            </a:graphic>
+          </wp:inline>
+        </w:drawing>
+      </w:r>
+    </w:p>
+    <w:p>
+      <w:pPr>
+        <w:pStyle w:val="T"/>
+      </w:pPr>
+      <w:r>
+        <w:rPr>
+          <w:noProof/>
+        </w:rPr>
+        <w:drawing>
+          <wp:inline distT="0" distB="0" distL="0" distR="0" wp14:anchorId="73C064E5" wp14:editId="0A0528C6">
+            <wp:extent cx="6188501" cy="2743200"/>
+            <wp:effectExtent l="0" t="0" r="3175" b="0"/>
+            <wp:docPr id="6" name="Picture 6"/>
+            <wp:cNvGraphicFramePr>
+              <a:graphicFrameLocks xmlns:a="http://schemas.openxmlformats.org/drawingml/2006/main" noChangeAspect="1"/>
+            </wp:cNvGraphicFramePr>
+            <a:graphic xmlns:a="http://schemas.openxmlformats.org/drawingml/2006/main">
+              <a:graphicData uri="http://schemas.openxmlformats.org/drawingml/2006/picture">
+                <pic:pic xmlns:pic="http://schemas.openxmlformats.org/drawingml/2006/picture">
+                  <pic:nvPicPr>
+                    <pic:cNvPr id="1" name=""/>
+                    <pic:cNvPicPr/>
+                  </pic:nvPicPr>
+                  <pic:blipFill rotWithShape="1">
+                    <a:blip r:embed="rId13"/>
+                    <a:srcRect t="8880" b="9283"/>
+                    <a:stretch/>
+                  </pic:blipFill>
+                  <pic:spPr bwMode="auto">
+                    <a:xfrm>
+                      <a:off x="0" y="0"/>
+                      <a:ext cx="6188710" cy="2743293"/>
+                    </a:xfrm>
+                    <a:prstGeom prst="rect">
+                      <a:avLst/>
+                    </a:prstGeom>
+                    <a:ln>
+                      <a:noFill/>
+                    </a:ln>
+                    <a:extLst>
+                      <a:ext uri="{53640926-AAD7-44D8-BBD7-CCE9431645EC}">
+                        <a14:shadowObscured xmlns:a14="http://schemas.microsoft.com/office/drawing/2010/main"/>
+                      </a:ext>
+                    </a:extLst>
+                  </pic:spPr>
+                </pic:pic>
+              </a:graphicData>
+            </a:graphic>
+          </wp:inline>
+        </w:drawing>
+      </w:r>
+    </w:p>
+    <w:p>
+      <w:pPr>
+        <w:pStyle w:val="S"/>
+      </w:pPr>
+    </w:p>
+    <w:p>
+      <w:pPr>
+        <w:pStyle w:val="H"/>
+      </w:pPr>
+      <w:r>
+        <w:t>Conclusion:</w:t>
+      </w:r>
+    </w:p>
+    <w:p>
+      <w:r>
+        <w:t>S</w:t>
+      </w:r>
+      <w:r>
+        <w:t>uccessfully applie</w:t>
+      </w:r>
+      <w:r>
+        <w:t>d</w:t>
+      </w:r>
+      <w:r>
+        <w:t xml:space="preserve"> the Z-test to evaluate hypotheses using dataset splitting, enabling statistically valid conclusions and demonstrating the role of hypothesis testing in data-driven decision-making.</w:t>
+      </w:r>
+    </w:p>
     <w:sectPr>
-      <w:headerReference w:type="even" r:id="rId7"/>
-      <w:headerReference w:type="default" r:id="rId8"/>
-      <w:footerReference w:type="even" r:id="rId9"/>
-      <w:footerReference w:type="default" r:id="rId10"/>
-      <w:headerReference w:type="first" r:id="rId11"/>
-      <w:footerReference w:type="first" r:id="rId12"/>
+      <w:headerReference w:type="default" r:id="rId14"/>
+      <w:footerReference w:type="default" r:id="rId15"/>
       <w:pgSz w:w="11906" w:h="16838"/>
       <w:pgMar w:top="1440" w:right="1080" w:bottom="1440" w:left="1080" w:header="708" w:footer="708" w:gutter="0"/>
       <w:cols w:space="708"/>
@@ -49,16 +2900,6 @@
   <w:p>
     <w:pPr>
       <w:pStyle w:val="Footer"/>
-    </w:pPr>
-  </w:p>
-</w:ftr>
-</file>
-
-<file path=word/footer2.xml><?xml version="1.0" encoding="utf-8"?>
-<w:ftr xmlns:wpc="http://schemas.microsoft.com/office/word/2010/wordprocessingCanvas" xmlns:cx="http://schemas.microsoft.com/office/drawing/2014/chartex" xmlns:cx1="http://schemas.microsoft.com/office/drawing/2015/9/8/chartex" xmlns:cx2="http://schemas.microsoft.com/office/drawing/2015/10/21/chartex" xmlns:cx3="http://schemas.microsoft.com/office/drawing/2016/5/9/chartex" xmlns:cx4="http://schemas.microsoft.com/office/drawing/2016/5/10/chartex" xmlns:cx5="http://schemas.microsoft.com/office/drawing/2016/5/11/chartex" xmlns:cx6="http://schemas.microsoft.com/office/drawing/2016/5/12/chartex" xmlns:cx7="http://schemas.microsoft.com/office/drawing/2016/5/13/chartex" xmlns:cx8="http://schemas.microsoft.com/office/drawing/2016/5/14/chartex" xmlns:mc="http://schemas.openxmlformats.org/markup-compatibility/2006" xmlns:aink="http://schemas.microsoft.com/office/drawing/2016/ink" xmlns:am3d="http://schemas.microsoft.com/office/drawing/2017/model3d" xmlns:o="urn:schemas-microsoft-com:office:office" xmlns:r="http://schemas.openxmlformats.org/officeDocument/2006/relationships" xmlns:m="http://schemas.openxmlformats.org/officeDocument/2006/math" xmlns:v="urn:schemas-microsoft-com:vml" xmlns:wp14="http://schemas.microsoft.com/office/word/2010/wordprocessingDrawing" xmlns:wp="http://schemas.openxmlformats.org/drawingml/2006/wordprocessingDrawing" xmlns:w10="urn:schemas-microsoft-com:office:word" xmlns:w="http://schemas.openxmlformats.org/wordprocessingml/2006/main" xmlns:w14="http://schemas.microsoft.com/office/word/2010/wordml" xmlns:w15="http://schemas.microsoft.com/office/word/2012/wordml" xmlns:w16cex="http://schemas.microsoft.com/office/word/2018/wordml/cex" xmlns:w16cid="http://schemas.microsoft.com/office/word/2016/wordml/cid" xmlns:w16="http://schemas.microsoft.com/office/word/2018/wordml" xmlns:w16sdtdh="http://schemas.microsoft.com/office/word/2020/wordml/sdtdatahash" xmlns:w16se="http://schemas.microsoft.com/office/word/2015/wordml/symex" xmlns:wpg="http://schemas.microsoft.com/office/word/2010/wordprocessingGroup" xmlns:wpi="http://schemas.microsoft.com/office/word/2010/wordprocessingInk" xmlns:wne="http://schemas.microsoft.com/office/word/2006/wordml" xmlns:wps="http://schemas.microsoft.com/office/word/2010/wordprocessingShape" mc:Ignorable="w14 w15 w16se w16cid w16 w16cex w16sdtdh wp14">
-  <w:p>
-    <w:pPr>
-      <w:pStyle w:val="Footer"/>
       <w:pBdr>
         <w:top w:val="single" w:sz="4" w:space="8" w:color="4472C4" w:themeColor="accent1"/>
       </w:pBdr>
@@ -167,16 +3008,6 @@
       <w:rPr>
         <w:color w:val="000000" w:themeColor="text1"/>
       </w:rPr>
-    </w:pPr>
-  </w:p>
-</w:ftr>
-</file>
-
-<file path=word/footer3.xml><?xml version="1.0" encoding="utf-8"?>
-<w:ftr xmlns:wpc="http://schemas.microsoft.com/office/word/2010/wordprocessingCanvas" xmlns:cx="http://schemas.microsoft.com/office/drawing/2014/chartex" xmlns:cx1="http://schemas.microsoft.com/office/drawing/2015/9/8/chartex" xmlns:cx2="http://schemas.microsoft.com/office/drawing/2015/10/21/chartex" xmlns:cx3="http://schemas.microsoft.com/office/drawing/2016/5/9/chartex" xmlns:cx4="http://schemas.microsoft.com/office/drawing/2016/5/10/chartex" xmlns:cx5="http://schemas.microsoft.com/office/drawing/2016/5/11/chartex" xmlns:cx6="http://schemas.microsoft.com/office/drawing/2016/5/12/chartex" xmlns:cx7="http://schemas.microsoft.com/office/drawing/2016/5/13/chartex" xmlns:cx8="http://schemas.microsoft.com/office/drawing/2016/5/14/chartex" xmlns:mc="http://schemas.openxmlformats.org/markup-compatibility/2006" xmlns:aink="http://schemas.microsoft.com/office/drawing/2016/ink" xmlns:am3d="http://schemas.microsoft.com/office/drawing/2017/model3d" xmlns:o="urn:schemas-microsoft-com:office:office" xmlns:r="http://schemas.openxmlformats.org/officeDocument/2006/relationships" xmlns:m="http://schemas.openxmlformats.org/officeDocument/2006/math" xmlns:v="urn:schemas-microsoft-com:vml" xmlns:wp14="http://schemas.microsoft.com/office/word/2010/wordprocessingDrawing" xmlns:wp="http://schemas.openxmlformats.org/drawingml/2006/wordprocessingDrawing" xmlns:w10="urn:schemas-microsoft-com:office:word" xmlns:w="http://schemas.openxmlformats.org/wordprocessingml/2006/main" xmlns:w14="http://schemas.microsoft.com/office/word/2010/wordml" xmlns:w15="http://schemas.microsoft.com/office/word/2012/wordml" xmlns:w16cex="http://schemas.microsoft.com/office/word/2018/wordml/cex" xmlns:w16cid="http://schemas.microsoft.com/office/word/2016/wordml/cid" xmlns:w16="http://schemas.microsoft.com/office/word/2018/wordml" xmlns:w16sdtdh="http://schemas.microsoft.com/office/word/2020/wordml/sdtdatahash" xmlns:w16se="http://schemas.microsoft.com/office/word/2015/wordml/symex" xmlns:wpg="http://schemas.microsoft.com/office/word/2010/wordprocessingGroup" xmlns:wpi="http://schemas.microsoft.com/office/word/2010/wordprocessingInk" xmlns:wne="http://schemas.microsoft.com/office/word/2006/wordml" xmlns:wps="http://schemas.microsoft.com/office/word/2010/wordprocessingShape" mc:Ignorable="w14 w15 w16se w16cid w16 w16cex w16sdtdh wp14">
-  <w:p>
-    <w:pPr>
-      <w:pStyle w:val="Footer"/>
     </w:pPr>
   </w:p>
 </w:ftr>
@@ -208,16 +3039,6 @@
 </file>
 
 <file path=word/header1.xml><?xml version="1.0" encoding="utf-8"?>
-<w:hdr xmlns:wpc="http://schemas.microsoft.com/office/word/2010/wordprocessingCanvas" xmlns:cx="http://schemas.microsoft.com/office/drawing/2014/chartex" xmlns:cx1="http://schemas.microsoft.com/office/drawing/2015/9/8/chartex" xmlns:cx2="http://schemas.microsoft.com/office/drawing/2015/10/21/chartex" xmlns:cx3="http://schemas.microsoft.com/office/drawing/2016/5/9/chartex" xmlns:cx4="http://schemas.microsoft.com/office/drawing/2016/5/10/chartex" xmlns:cx5="http://schemas.microsoft.com/office/drawing/2016/5/11/chartex" xmlns:cx6="http://schemas.microsoft.com/office/drawing/2016/5/12/chartex" xmlns:cx7="http://schemas.microsoft.com/office/drawing/2016/5/13/chartex" xmlns:cx8="http://schemas.microsoft.com/office/drawing/2016/5/14/chartex" xmlns:mc="http://schemas.openxmlformats.org/markup-compatibility/2006" xmlns:aink="http://schemas.microsoft.com/office/drawing/2016/ink" xmlns:am3d="http://schemas.microsoft.com/office/drawing/2017/model3d" xmlns:o="urn:schemas-microsoft-com:office:office" xmlns:r="http://schemas.openxmlformats.org/officeDocument/2006/relationships" xmlns:m="http://schemas.openxmlformats.org/officeDocument/2006/math" xmlns:v="urn:schemas-microsoft-com:vml" xmlns:wp14="http://schemas.microsoft.com/office/word/2010/wordprocessingDrawing" xmlns:wp="http://schemas.openxmlformats.org/drawingml/2006/wordprocessingDrawing" xmlns:w10="urn:schemas-microsoft-com:office:word" xmlns:w="http://schemas.openxmlformats.org/wordprocessingml/2006/main" xmlns:w14="http://schemas.microsoft.com/office/word/2010/wordml" xmlns:w15="http://schemas.microsoft.com/office/word/2012/wordml" xmlns:w16cex="http://schemas.microsoft.com/office/word/2018/wordml/cex" xmlns:w16cid="http://schemas.microsoft.com/office/word/2016/wordml/cid" xmlns:w16="http://schemas.microsoft.com/office/word/2018/wordml" xmlns:w16sdtdh="http://schemas.microsoft.com/office/word/2020/wordml/sdtdatahash" xmlns:w16se="http://schemas.microsoft.com/office/word/2015/wordml/symex" xmlns:wpg="http://schemas.microsoft.com/office/word/2010/wordprocessingGroup" xmlns:wpi="http://schemas.microsoft.com/office/word/2010/wordprocessingInk" xmlns:wne="http://schemas.microsoft.com/office/word/2006/wordml" xmlns:wps="http://schemas.microsoft.com/office/word/2010/wordprocessingShape" mc:Ignorable="w14 w15 w16se w16cid w16 w16cex w16sdtdh wp14">
-  <w:p>
-    <w:pPr>
-      <w:pStyle w:val="Header"/>
-    </w:pPr>
-  </w:p>
-</w:hdr>
-</file>
-
-<file path=word/header2.xml><?xml version="1.0" encoding="utf-8"?>
 <w:hdr xmlns:wpc="http://schemas.microsoft.com/office/word/2010/wordprocessingCanvas" xmlns:cx="http://schemas.microsoft.com/office/drawing/2014/chartex" xmlns:cx1="http://schemas.microsoft.com/office/drawing/2015/9/8/chartex" xmlns:cx2="http://schemas.microsoft.com/office/drawing/2015/10/21/chartex" xmlns:cx3="http://schemas.microsoft.com/office/drawing/2016/5/9/chartex" xmlns:cx4="http://schemas.microsoft.com/office/drawing/2016/5/10/chartex" xmlns:cx5="http://schemas.microsoft.com/office/drawing/2016/5/11/chartex" xmlns:cx6="http://schemas.microsoft.com/office/drawing/2016/5/12/chartex" xmlns:cx7="http://schemas.microsoft.com/office/drawing/2016/5/13/chartex" xmlns:cx8="http://schemas.microsoft.com/office/drawing/2016/5/14/chartex" xmlns:mc="http://schemas.openxmlformats.org/markup-compatibility/2006" xmlns:aink="http://schemas.microsoft.com/office/drawing/2016/ink" xmlns:am3d="http://schemas.microsoft.com/office/drawing/2017/model3d" xmlns:o="urn:schemas-microsoft-com:office:office" xmlns:r="http://schemas.openxmlformats.org/officeDocument/2006/relationships" xmlns:m="http://schemas.openxmlformats.org/officeDocument/2006/math" xmlns:v="urn:schemas-microsoft-com:vml" xmlns:wp14="http://schemas.microsoft.com/office/word/2010/wordprocessingDrawing" xmlns:wp="http://schemas.openxmlformats.org/drawingml/2006/wordprocessingDrawing" xmlns:w10="urn:schemas-microsoft-com:office:word" xmlns:w="http://schemas.openxmlformats.org/wordprocessingml/2006/main" xmlns:w14="http://schemas.microsoft.com/office/word/2010/wordml" xmlns:w15="http://schemas.microsoft.com/office/word/2012/wordml" xmlns:w16cex="http://schemas.microsoft.com/office/word/2018/wordml/cex" xmlns:w16cid="http://schemas.microsoft.com/office/word/2016/wordml/cid" xmlns:w16="http://schemas.microsoft.com/office/word/2018/wordml" xmlns:w16sdtdh="http://schemas.microsoft.com/office/word/2020/wordml/sdtdatahash" xmlns:w16se="http://schemas.microsoft.com/office/word/2015/wordml/symex" xmlns:wpg="http://schemas.microsoft.com/office/word/2010/wordprocessingGroup" xmlns:wpi="http://schemas.microsoft.com/office/word/2010/wordprocessingInk" xmlns:wne="http://schemas.microsoft.com/office/word/2006/wordml" xmlns:wps="http://schemas.microsoft.com/office/word/2010/wordprocessingShape" mc:Ignorable="w14 w15 w16se w16cid w16 w16cex w16sdtdh wp14">
   <w:p>
     <w:pPr>
@@ -281,14 +3102,1010 @@
 </w:hdr>
 </file>
 
-<file path=word/header3.xml><?xml version="1.0" encoding="utf-8"?>
-<w:hdr xmlns:wpc="http://schemas.microsoft.com/office/word/2010/wordprocessingCanvas" xmlns:cx="http://schemas.microsoft.com/office/drawing/2014/chartex" xmlns:cx1="http://schemas.microsoft.com/office/drawing/2015/9/8/chartex" xmlns:cx2="http://schemas.microsoft.com/office/drawing/2015/10/21/chartex" xmlns:cx3="http://schemas.microsoft.com/office/drawing/2016/5/9/chartex" xmlns:cx4="http://schemas.microsoft.com/office/drawing/2016/5/10/chartex" xmlns:cx5="http://schemas.microsoft.com/office/drawing/2016/5/11/chartex" xmlns:cx6="http://schemas.microsoft.com/office/drawing/2016/5/12/chartex" xmlns:cx7="http://schemas.microsoft.com/office/drawing/2016/5/13/chartex" xmlns:cx8="http://schemas.microsoft.com/office/drawing/2016/5/14/chartex" xmlns:mc="http://schemas.openxmlformats.org/markup-compatibility/2006" xmlns:aink="http://schemas.microsoft.com/office/drawing/2016/ink" xmlns:am3d="http://schemas.microsoft.com/office/drawing/2017/model3d" xmlns:o="urn:schemas-microsoft-com:office:office" xmlns:r="http://schemas.openxmlformats.org/officeDocument/2006/relationships" xmlns:m="http://schemas.openxmlformats.org/officeDocument/2006/math" xmlns:v="urn:schemas-microsoft-com:vml" xmlns:wp14="http://schemas.microsoft.com/office/word/2010/wordprocessingDrawing" xmlns:wp="http://schemas.openxmlformats.org/drawingml/2006/wordprocessingDrawing" xmlns:w10="urn:schemas-microsoft-com:office:word" xmlns:w="http://schemas.openxmlformats.org/wordprocessingml/2006/main" xmlns:w14="http://schemas.microsoft.com/office/word/2010/wordml" xmlns:w15="http://schemas.microsoft.com/office/word/2012/wordml" xmlns:w16cex="http://schemas.microsoft.com/office/word/2018/wordml/cex" xmlns:w16cid="http://schemas.microsoft.com/office/word/2016/wordml/cid" xmlns:w16="http://schemas.microsoft.com/office/word/2018/wordml" xmlns:w16sdtdh="http://schemas.microsoft.com/office/word/2020/wordml/sdtdatahash" xmlns:w16se="http://schemas.microsoft.com/office/word/2015/wordml/symex" xmlns:wpg="http://schemas.microsoft.com/office/word/2010/wordprocessingGroup" xmlns:wpi="http://schemas.microsoft.com/office/word/2010/wordprocessingInk" xmlns:wne="http://schemas.microsoft.com/office/word/2006/wordml" xmlns:wps="http://schemas.microsoft.com/office/word/2010/wordprocessingShape" mc:Ignorable="w14 w15 w16se w16cid w16 w16cex w16sdtdh wp14">
-  <w:p>
-    <w:pPr>
-      <w:pStyle w:val="Header"/>
-    </w:pPr>
-  </w:p>
-</w:hdr>
+<file path=word/numbering.xml><?xml version="1.0" encoding="utf-8"?>
+<w:numbering xmlns:wpc="http://schemas.microsoft.com/office/word/2010/wordprocessingCanvas" xmlns:cx="http://schemas.microsoft.com/office/drawing/2014/chartex" xmlns:cx1="http://schemas.microsoft.com/office/drawing/2015/9/8/chartex" xmlns:cx2="http://schemas.microsoft.com/office/drawing/2015/10/21/chartex" xmlns:cx3="http://schemas.microsoft.com/office/drawing/2016/5/9/chartex" xmlns:cx4="http://schemas.microsoft.com/office/drawing/2016/5/10/chartex" xmlns:cx5="http://schemas.microsoft.com/office/drawing/2016/5/11/chartex" xmlns:cx6="http://schemas.microsoft.com/office/drawing/2016/5/12/chartex" xmlns:cx7="http://schemas.microsoft.com/office/drawing/2016/5/13/chartex" xmlns:cx8="http://schemas.microsoft.com/office/drawing/2016/5/14/chartex" xmlns:mc="http://schemas.openxmlformats.org/markup-compatibility/2006" xmlns:aink="http://schemas.microsoft.com/office/drawing/2016/ink" xmlns:am3d="http://schemas.microsoft.com/office/drawing/2017/model3d" xmlns:o="urn:schemas-microsoft-com:office:office" xmlns:r="http://schemas.openxmlformats.org/officeDocument/2006/relationships" xmlns:m="http://schemas.openxmlformats.org/officeDocument/2006/math" xmlns:v="urn:schemas-microsoft-com:vml" xmlns:wp14="http://schemas.microsoft.com/office/word/2010/wordprocessingDrawing" xmlns:wp="http://schemas.openxmlformats.org/drawingml/2006/wordprocessingDrawing" xmlns:w10="urn:schemas-microsoft-com:office:word" xmlns:w="http://schemas.openxmlformats.org/wordprocessingml/2006/main" xmlns:w14="http://schemas.microsoft.com/office/word/2010/wordml" xmlns:w15="http://schemas.microsoft.com/office/word/2012/wordml" xmlns:w16cex="http://schemas.microsoft.com/office/word/2018/wordml/cex" xmlns:w16cid="http://schemas.microsoft.com/office/word/2016/wordml/cid" xmlns:w16="http://schemas.microsoft.com/office/word/2018/wordml" xmlns:w16sdtdh="http://schemas.microsoft.com/office/word/2020/wordml/sdtdatahash" xmlns:w16se="http://schemas.microsoft.com/office/word/2015/wordml/symex" xmlns:wpg="http://schemas.microsoft.com/office/word/2010/wordprocessingGroup" xmlns:wpi="http://schemas.microsoft.com/office/word/2010/wordprocessingInk" xmlns:wne="http://schemas.microsoft.com/office/word/2006/wordml" xmlns:wps="http://schemas.microsoft.com/office/word/2010/wordprocessingShape" mc:Ignorable="w14 w15 w16se w16cid w16 w16cex w16sdtdh wp14">
+  <w:abstractNum w:abstractNumId="0" w15:restartNumberingAfterBreak="0">
+    <w:nsid w:val="04B96EAB"/>
+    <w:multiLevelType w:val="hybridMultilevel"/>
+    <w:tmpl w:val="DE54C678"/>
+    <w:lvl w:ilvl="0" w:tplc="66C4FC08">
+      <w:start w:val="1"/>
+      <w:numFmt w:val="bullet"/>
+      <w:pStyle w:val="L"/>
+      <w:lvlText w:val=""/>
+      <w:lvlJc w:val="left"/>
+      <w:pPr>
+        <w:ind w:left="720" w:hanging="360"/>
+      </w:pPr>
+      <w:rPr>
+        <w:rFonts w:ascii="Symbol" w:hAnsi="Symbol" w:hint="default"/>
+      </w:rPr>
+    </w:lvl>
+    <w:lvl w:ilvl="1" w:tplc="40090003" w:tentative="1">
+      <w:start w:val="1"/>
+      <w:numFmt w:val="bullet"/>
+      <w:lvlText w:val="o"/>
+      <w:lvlJc w:val="left"/>
+      <w:pPr>
+        <w:ind w:left="1440" w:hanging="360"/>
+      </w:pPr>
+      <w:rPr>
+        <w:rFonts w:ascii="Courier New" w:hAnsi="Courier New" w:cs="Courier New" w:hint="default"/>
+      </w:rPr>
+    </w:lvl>
+    <w:lvl w:ilvl="2" w:tplc="40090005" w:tentative="1">
+      <w:start w:val="1"/>
+      <w:numFmt w:val="bullet"/>
+      <w:lvlText w:val=""/>
+      <w:lvlJc w:val="left"/>
+      <w:pPr>
+        <w:ind w:left="2160" w:hanging="360"/>
+      </w:pPr>
+      <w:rPr>
+        <w:rFonts w:ascii="Wingdings" w:hAnsi="Wingdings" w:hint="default"/>
+      </w:rPr>
+    </w:lvl>
+    <w:lvl w:ilvl="3" w:tplc="40090001" w:tentative="1">
+      <w:start w:val="1"/>
+      <w:numFmt w:val="bullet"/>
+      <w:lvlText w:val=""/>
+      <w:lvlJc w:val="left"/>
+      <w:pPr>
+        <w:ind w:left="2880" w:hanging="360"/>
+      </w:pPr>
+      <w:rPr>
+        <w:rFonts w:ascii="Symbol" w:hAnsi="Symbol" w:hint="default"/>
+      </w:rPr>
+    </w:lvl>
+    <w:lvl w:ilvl="4" w:tplc="40090003" w:tentative="1">
+      <w:start w:val="1"/>
+      <w:numFmt w:val="bullet"/>
+      <w:lvlText w:val="o"/>
+      <w:lvlJc w:val="left"/>
+      <w:pPr>
+        <w:ind w:left="3600" w:hanging="360"/>
+      </w:pPr>
+      <w:rPr>
+        <w:rFonts w:ascii="Courier New" w:hAnsi="Courier New" w:cs="Courier New" w:hint="default"/>
+      </w:rPr>
+    </w:lvl>
+    <w:lvl w:ilvl="5" w:tplc="40090005" w:tentative="1">
+      <w:start w:val="1"/>
+      <w:numFmt w:val="bullet"/>
+      <w:lvlText w:val=""/>
+      <w:lvlJc w:val="left"/>
+      <w:pPr>
+        <w:ind w:left="4320" w:hanging="360"/>
+      </w:pPr>
+      <w:rPr>
+        <w:rFonts w:ascii="Wingdings" w:hAnsi="Wingdings" w:hint="default"/>
+      </w:rPr>
+    </w:lvl>
+    <w:lvl w:ilvl="6" w:tplc="40090001" w:tentative="1">
+      <w:start w:val="1"/>
+      <w:numFmt w:val="bullet"/>
+      <w:lvlText w:val=""/>
+      <w:lvlJc w:val="left"/>
+      <w:pPr>
+        <w:ind w:left="5040" w:hanging="360"/>
+      </w:pPr>
+      <w:rPr>
+        <w:rFonts w:ascii="Symbol" w:hAnsi="Symbol" w:hint="default"/>
+      </w:rPr>
+    </w:lvl>
+    <w:lvl w:ilvl="7" w:tplc="40090003" w:tentative="1">
+      <w:start w:val="1"/>
+      <w:numFmt w:val="bullet"/>
+      <w:lvlText w:val="o"/>
+      <w:lvlJc w:val="left"/>
+      <w:pPr>
+        <w:ind w:left="5760" w:hanging="360"/>
+      </w:pPr>
+      <w:rPr>
+        <w:rFonts w:ascii="Courier New" w:hAnsi="Courier New" w:cs="Courier New" w:hint="default"/>
+      </w:rPr>
+    </w:lvl>
+    <w:lvl w:ilvl="8" w:tplc="40090005" w:tentative="1">
+      <w:start w:val="1"/>
+      <w:numFmt w:val="bullet"/>
+      <w:lvlText w:val=""/>
+      <w:lvlJc w:val="left"/>
+      <w:pPr>
+        <w:ind w:left="6480" w:hanging="360"/>
+      </w:pPr>
+      <w:rPr>
+        <w:rFonts w:ascii="Wingdings" w:hAnsi="Wingdings" w:hint="default"/>
+      </w:rPr>
+    </w:lvl>
+  </w:abstractNum>
+  <w:abstractNum w:abstractNumId="1" w15:restartNumberingAfterBreak="0">
+    <w:nsid w:val="16E74D36"/>
+    <w:multiLevelType w:val="hybridMultilevel"/>
+    <w:tmpl w:val="C0680352"/>
+    <w:lvl w:ilvl="0" w:tplc="40090001">
+      <w:start w:val="1"/>
+      <w:numFmt w:val="bullet"/>
+      <w:lvlText w:val=""/>
+      <w:lvlJc w:val="left"/>
+      <w:pPr>
+        <w:ind w:left="720" w:hanging="360"/>
+      </w:pPr>
+      <w:rPr>
+        <w:rFonts w:ascii="Symbol" w:hAnsi="Symbol" w:hint="default"/>
+      </w:rPr>
+    </w:lvl>
+    <w:lvl w:ilvl="1" w:tplc="40090003" w:tentative="1">
+      <w:start w:val="1"/>
+      <w:numFmt w:val="bullet"/>
+      <w:lvlText w:val="o"/>
+      <w:lvlJc w:val="left"/>
+      <w:pPr>
+        <w:ind w:left="1440" w:hanging="360"/>
+      </w:pPr>
+      <w:rPr>
+        <w:rFonts w:ascii="Courier New" w:hAnsi="Courier New" w:cs="Courier New" w:hint="default"/>
+      </w:rPr>
+    </w:lvl>
+    <w:lvl w:ilvl="2" w:tplc="40090005" w:tentative="1">
+      <w:start w:val="1"/>
+      <w:numFmt w:val="bullet"/>
+      <w:lvlText w:val=""/>
+      <w:lvlJc w:val="left"/>
+      <w:pPr>
+        <w:ind w:left="2160" w:hanging="360"/>
+      </w:pPr>
+      <w:rPr>
+        <w:rFonts w:ascii="Wingdings" w:hAnsi="Wingdings" w:hint="default"/>
+      </w:rPr>
+    </w:lvl>
+    <w:lvl w:ilvl="3" w:tplc="40090001" w:tentative="1">
+      <w:start w:val="1"/>
+      <w:numFmt w:val="bullet"/>
+      <w:lvlText w:val=""/>
+      <w:lvlJc w:val="left"/>
+      <w:pPr>
+        <w:ind w:left="2880" w:hanging="360"/>
+      </w:pPr>
+      <w:rPr>
+        <w:rFonts w:ascii="Symbol" w:hAnsi="Symbol" w:hint="default"/>
+      </w:rPr>
+    </w:lvl>
+    <w:lvl w:ilvl="4" w:tplc="40090003" w:tentative="1">
+      <w:start w:val="1"/>
+      <w:numFmt w:val="bullet"/>
+      <w:lvlText w:val="o"/>
+      <w:lvlJc w:val="left"/>
+      <w:pPr>
+        <w:ind w:left="3600" w:hanging="360"/>
+      </w:pPr>
+      <w:rPr>
+        <w:rFonts w:ascii="Courier New" w:hAnsi="Courier New" w:cs="Courier New" w:hint="default"/>
+      </w:rPr>
+    </w:lvl>
+    <w:lvl w:ilvl="5" w:tplc="40090005" w:tentative="1">
+      <w:start w:val="1"/>
+      <w:numFmt w:val="bullet"/>
+      <w:lvlText w:val=""/>
+      <w:lvlJc w:val="left"/>
+      <w:pPr>
+        <w:ind w:left="4320" w:hanging="360"/>
+      </w:pPr>
+      <w:rPr>
+        <w:rFonts w:ascii="Wingdings" w:hAnsi="Wingdings" w:hint="default"/>
+      </w:rPr>
+    </w:lvl>
+    <w:lvl w:ilvl="6" w:tplc="40090001" w:tentative="1">
+      <w:start w:val="1"/>
+      <w:numFmt w:val="bullet"/>
+      <w:lvlText w:val=""/>
+      <w:lvlJc w:val="left"/>
+      <w:pPr>
+        <w:ind w:left="5040" w:hanging="360"/>
+      </w:pPr>
+      <w:rPr>
+        <w:rFonts w:ascii="Symbol" w:hAnsi="Symbol" w:hint="default"/>
+      </w:rPr>
+    </w:lvl>
+    <w:lvl w:ilvl="7" w:tplc="40090003" w:tentative="1">
+      <w:start w:val="1"/>
+      <w:numFmt w:val="bullet"/>
+      <w:lvlText w:val="o"/>
+      <w:lvlJc w:val="left"/>
+      <w:pPr>
+        <w:ind w:left="5760" w:hanging="360"/>
+      </w:pPr>
+      <w:rPr>
+        <w:rFonts w:ascii="Courier New" w:hAnsi="Courier New" w:cs="Courier New" w:hint="default"/>
+      </w:rPr>
+    </w:lvl>
+    <w:lvl w:ilvl="8" w:tplc="40090005" w:tentative="1">
+      <w:start w:val="1"/>
+      <w:numFmt w:val="bullet"/>
+      <w:lvlText w:val=""/>
+      <w:lvlJc w:val="left"/>
+      <w:pPr>
+        <w:ind w:left="6480" w:hanging="360"/>
+      </w:pPr>
+      <w:rPr>
+        <w:rFonts w:ascii="Wingdings" w:hAnsi="Wingdings" w:hint="default"/>
+      </w:rPr>
+    </w:lvl>
+  </w:abstractNum>
+  <w:abstractNum w:abstractNumId="2" w15:restartNumberingAfterBreak="0">
+    <w:nsid w:val="1D171FD1"/>
+    <w:multiLevelType w:val="multilevel"/>
+    <w:tmpl w:val="BB206E78"/>
+    <w:lvl w:ilvl="0">
+      <w:start w:val="1"/>
+      <w:numFmt w:val="decimal"/>
+      <w:lvlText w:val="%1."/>
+      <w:lvlJc w:val="left"/>
+      <w:pPr>
+        <w:tabs>
+          <w:tab w:val="num" w:pos="720"/>
+        </w:tabs>
+        <w:ind w:left="720" w:hanging="360"/>
+      </w:pPr>
+    </w:lvl>
+    <w:lvl w:ilvl="1" w:tentative="1">
+      <w:start w:val="1"/>
+      <w:numFmt w:val="decimal"/>
+      <w:lvlText w:val="%2."/>
+      <w:lvlJc w:val="left"/>
+      <w:pPr>
+        <w:tabs>
+          <w:tab w:val="num" w:pos="1440"/>
+        </w:tabs>
+        <w:ind w:left="1440" w:hanging="360"/>
+      </w:pPr>
+    </w:lvl>
+    <w:lvl w:ilvl="2" w:tentative="1">
+      <w:start w:val="1"/>
+      <w:numFmt w:val="decimal"/>
+      <w:lvlText w:val="%3."/>
+      <w:lvlJc w:val="left"/>
+      <w:pPr>
+        <w:tabs>
+          <w:tab w:val="num" w:pos="2160"/>
+        </w:tabs>
+        <w:ind w:left="2160" w:hanging="360"/>
+      </w:pPr>
+    </w:lvl>
+    <w:lvl w:ilvl="3" w:tentative="1">
+      <w:start w:val="1"/>
+      <w:numFmt w:val="decimal"/>
+      <w:lvlText w:val="%4."/>
+      <w:lvlJc w:val="left"/>
+      <w:pPr>
+        <w:tabs>
+          <w:tab w:val="num" w:pos="2880"/>
+        </w:tabs>
+        <w:ind w:left="2880" w:hanging="360"/>
+      </w:pPr>
+    </w:lvl>
+    <w:lvl w:ilvl="4" w:tentative="1">
+      <w:start w:val="1"/>
+      <w:numFmt w:val="decimal"/>
+      <w:lvlText w:val="%5."/>
+      <w:lvlJc w:val="left"/>
+      <w:pPr>
+        <w:tabs>
+          <w:tab w:val="num" w:pos="3600"/>
+        </w:tabs>
+        <w:ind w:left="3600" w:hanging="360"/>
+      </w:pPr>
+    </w:lvl>
+    <w:lvl w:ilvl="5" w:tentative="1">
+      <w:start w:val="1"/>
+      <w:numFmt w:val="decimal"/>
+      <w:lvlText w:val="%6."/>
+      <w:lvlJc w:val="left"/>
+      <w:pPr>
+        <w:tabs>
+          <w:tab w:val="num" w:pos="4320"/>
+        </w:tabs>
+        <w:ind w:left="4320" w:hanging="360"/>
+      </w:pPr>
+    </w:lvl>
+    <w:lvl w:ilvl="6" w:tentative="1">
+      <w:start w:val="1"/>
+      <w:numFmt w:val="decimal"/>
+      <w:lvlText w:val="%7."/>
+      <w:lvlJc w:val="left"/>
+      <w:pPr>
+        <w:tabs>
+          <w:tab w:val="num" w:pos="5040"/>
+        </w:tabs>
+        <w:ind w:left="5040" w:hanging="360"/>
+      </w:pPr>
+    </w:lvl>
+    <w:lvl w:ilvl="7" w:tentative="1">
+      <w:start w:val="1"/>
+      <w:numFmt w:val="decimal"/>
+      <w:lvlText w:val="%8."/>
+      <w:lvlJc w:val="left"/>
+      <w:pPr>
+        <w:tabs>
+          <w:tab w:val="num" w:pos="5760"/>
+        </w:tabs>
+        <w:ind w:left="5760" w:hanging="360"/>
+      </w:pPr>
+    </w:lvl>
+    <w:lvl w:ilvl="8" w:tentative="1">
+      <w:start w:val="1"/>
+      <w:numFmt w:val="decimal"/>
+      <w:lvlText w:val="%9."/>
+      <w:lvlJc w:val="left"/>
+      <w:pPr>
+        <w:tabs>
+          <w:tab w:val="num" w:pos="6480"/>
+        </w:tabs>
+        <w:ind w:left="6480" w:hanging="360"/>
+      </w:pPr>
+    </w:lvl>
+  </w:abstractNum>
+  <w:abstractNum w:abstractNumId="3" w15:restartNumberingAfterBreak="0">
+    <w:nsid w:val="294504B2"/>
+    <w:multiLevelType w:val="multilevel"/>
+    <w:tmpl w:val="8638815A"/>
+    <w:lvl w:ilvl="0">
+      <w:start w:val="1"/>
+      <w:numFmt w:val="bullet"/>
+      <w:lvlText w:val=""/>
+      <w:lvlJc w:val="left"/>
+      <w:pPr>
+        <w:tabs>
+          <w:tab w:val="num" w:pos="720"/>
+        </w:tabs>
+        <w:ind w:left="720" w:hanging="360"/>
+      </w:pPr>
+      <w:rPr>
+        <w:rFonts w:ascii="Symbol" w:hAnsi="Symbol" w:hint="default"/>
+        <w:sz w:val="20"/>
+      </w:rPr>
+    </w:lvl>
+    <w:lvl w:ilvl="1" w:tentative="1">
+      <w:start w:val="1"/>
+      <w:numFmt w:val="bullet"/>
+      <w:lvlText w:val="o"/>
+      <w:lvlJc w:val="left"/>
+      <w:pPr>
+        <w:tabs>
+          <w:tab w:val="num" w:pos="1440"/>
+        </w:tabs>
+        <w:ind w:left="1440" w:hanging="360"/>
+      </w:pPr>
+      <w:rPr>
+        <w:rFonts w:ascii="Courier New" w:hAnsi="Courier New" w:hint="default"/>
+        <w:sz w:val="20"/>
+      </w:rPr>
+    </w:lvl>
+    <w:lvl w:ilvl="2" w:tentative="1">
+      <w:start w:val="1"/>
+      <w:numFmt w:val="bullet"/>
+      <w:lvlText w:val=""/>
+      <w:lvlJc w:val="left"/>
+      <w:pPr>
+        <w:tabs>
+          <w:tab w:val="num" w:pos="2160"/>
+        </w:tabs>
+        <w:ind w:left="2160" w:hanging="360"/>
+      </w:pPr>
+      <w:rPr>
+        <w:rFonts w:ascii="Wingdings" w:hAnsi="Wingdings" w:hint="default"/>
+        <w:sz w:val="20"/>
+      </w:rPr>
+    </w:lvl>
+    <w:lvl w:ilvl="3" w:tentative="1">
+      <w:start w:val="1"/>
+      <w:numFmt w:val="bullet"/>
+      <w:lvlText w:val=""/>
+      <w:lvlJc w:val="left"/>
+      <w:pPr>
+        <w:tabs>
+          <w:tab w:val="num" w:pos="2880"/>
+        </w:tabs>
+        <w:ind w:left="2880" w:hanging="360"/>
+      </w:pPr>
+      <w:rPr>
+        <w:rFonts w:ascii="Wingdings" w:hAnsi="Wingdings" w:hint="default"/>
+        <w:sz w:val="20"/>
+      </w:rPr>
+    </w:lvl>
+    <w:lvl w:ilvl="4" w:tentative="1">
+      <w:start w:val="1"/>
+      <w:numFmt w:val="bullet"/>
+      <w:lvlText w:val=""/>
+      <w:lvlJc w:val="left"/>
+      <w:pPr>
+        <w:tabs>
+          <w:tab w:val="num" w:pos="3600"/>
+        </w:tabs>
+        <w:ind w:left="3600" w:hanging="360"/>
+      </w:pPr>
+      <w:rPr>
+        <w:rFonts w:ascii="Wingdings" w:hAnsi="Wingdings" w:hint="default"/>
+        <w:sz w:val="20"/>
+      </w:rPr>
+    </w:lvl>
+    <w:lvl w:ilvl="5" w:tentative="1">
+      <w:start w:val="1"/>
+      <w:numFmt w:val="bullet"/>
+      <w:lvlText w:val=""/>
+      <w:lvlJc w:val="left"/>
+      <w:pPr>
+        <w:tabs>
+          <w:tab w:val="num" w:pos="4320"/>
+        </w:tabs>
+        <w:ind w:left="4320" w:hanging="360"/>
+      </w:pPr>
+      <w:rPr>
+        <w:rFonts w:ascii="Wingdings" w:hAnsi="Wingdings" w:hint="default"/>
+        <w:sz w:val="20"/>
+      </w:rPr>
+    </w:lvl>
+    <w:lvl w:ilvl="6" w:tentative="1">
+      <w:start w:val="1"/>
+      <w:numFmt w:val="bullet"/>
+      <w:lvlText w:val=""/>
+      <w:lvlJc w:val="left"/>
+      <w:pPr>
+        <w:tabs>
+          <w:tab w:val="num" w:pos="5040"/>
+        </w:tabs>
+        <w:ind w:left="5040" w:hanging="360"/>
+      </w:pPr>
+      <w:rPr>
+        <w:rFonts w:ascii="Wingdings" w:hAnsi="Wingdings" w:hint="default"/>
+        <w:sz w:val="20"/>
+      </w:rPr>
+    </w:lvl>
+    <w:lvl w:ilvl="7" w:tentative="1">
+      <w:start w:val="1"/>
+      <w:numFmt w:val="bullet"/>
+      <w:lvlText w:val=""/>
+      <w:lvlJc w:val="left"/>
+      <w:pPr>
+        <w:tabs>
+          <w:tab w:val="num" w:pos="5760"/>
+        </w:tabs>
+        <w:ind w:left="5760" w:hanging="360"/>
+      </w:pPr>
+      <w:rPr>
+        <w:rFonts w:ascii="Wingdings" w:hAnsi="Wingdings" w:hint="default"/>
+        <w:sz w:val="20"/>
+      </w:rPr>
+    </w:lvl>
+    <w:lvl w:ilvl="8" w:tentative="1">
+      <w:start w:val="1"/>
+      <w:numFmt w:val="bullet"/>
+      <w:lvlText w:val=""/>
+      <w:lvlJc w:val="left"/>
+      <w:pPr>
+        <w:tabs>
+          <w:tab w:val="num" w:pos="6480"/>
+        </w:tabs>
+        <w:ind w:left="6480" w:hanging="360"/>
+      </w:pPr>
+      <w:rPr>
+        <w:rFonts w:ascii="Wingdings" w:hAnsi="Wingdings" w:hint="default"/>
+        <w:sz w:val="20"/>
+      </w:rPr>
+    </w:lvl>
+  </w:abstractNum>
+  <w:abstractNum w:abstractNumId="4" w15:restartNumberingAfterBreak="0">
+    <w:nsid w:val="59C76D4B"/>
+    <w:multiLevelType w:val="hybridMultilevel"/>
+    <w:tmpl w:val="61A09850"/>
+    <w:lvl w:ilvl="0" w:tplc="40090001">
+      <w:start w:val="1"/>
+      <w:numFmt w:val="bullet"/>
+      <w:lvlText w:val=""/>
+      <w:lvlJc w:val="left"/>
+      <w:pPr>
+        <w:ind w:left="720" w:hanging="360"/>
+      </w:pPr>
+      <w:rPr>
+        <w:rFonts w:ascii="Symbol" w:hAnsi="Symbol" w:hint="default"/>
+      </w:rPr>
+    </w:lvl>
+    <w:lvl w:ilvl="1" w:tplc="40090003" w:tentative="1">
+      <w:start w:val="1"/>
+      <w:numFmt w:val="bullet"/>
+      <w:lvlText w:val="o"/>
+      <w:lvlJc w:val="left"/>
+      <w:pPr>
+        <w:ind w:left="1440" w:hanging="360"/>
+      </w:pPr>
+      <w:rPr>
+        <w:rFonts w:ascii="Courier New" w:hAnsi="Courier New" w:cs="Courier New" w:hint="default"/>
+      </w:rPr>
+    </w:lvl>
+    <w:lvl w:ilvl="2" w:tplc="40090005" w:tentative="1">
+      <w:start w:val="1"/>
+      <w:numFmt w:val="bullet"/>
+      <w:lvlText w:val=""/>
+      <w:lvlJc w:val="left"/>
+      <w:pPr>
+        <w:ind w:left="2160" w:hanging="360"/>
+      </w:pPr>
+      <w:rPr>
+        <w:rFonts w:ascii="Wingdings" w:hAnsi="Wingdings" w:hint="default"/>
+      </w:rPr>
+    </w:lvl>
+    <w:lvl w:ilvl="3" w:tplc="40090001" w:tentative="1">
+      <w:start w:val="1"/>
+      <w:numFmt w:val="bullet"/>
+      <w:lvlText w:val=""/>
+      <w:lvlJc w:val="left"/>
+      <w:pPr>
+        <w:ind w:left="2880" w:hanging="360"/>
+      </w:pPr>
+      <w:rPr>
+        <w:rFonts w:ascii="Symbol" w:hAnsi="Symbol" w:hint="default"/>
+      </w:rPr>
+    </w:lvl>
+    <w:lvl w:ilvl="4" w:tplc="40090003" w:tentative="1">
+      <w:start w:val="1"/>
+      <w:numFmt w:val="bullet"/>
+      <w:lvlText w:val="o"/>
+      <w:lvlJc w:val="left"/>
+      <w:pPr>
+        <w:ind w:left="3600" w:hanging="360"/>
+      </w:pPr>
+      <w:rPr>
+        <w:rFonts w:ascii="Courier New" w:hAnsi="Courier New" w:cs="Courier New" w:hint="default"/>
+      </w:rPr>
+    </w:lvl>
+    <w:lvl w:ilvl="5" w:tplc="40090005" w:tentative="1">
+      <w:start w:val="1"/>
+      <w:numFmt w:val="bullet"/>
+      <w:lvlText w:val=""/>
+      <w:lvlJc w:val="left"/>
+      <w:pPr>
+        <w:ind w:left="4320" w:hanging="360"/>
+      </w:pPr>
+      <w:rPr>
+        <w:rFonts w:ascii="Wingdings" w:hAnsi="Wingdings" w:hint="default"/>
+      </w:rPr>
+    </w:lvl>
+    <w:lvl w:ilvl="6" w:tplc="40090001" w:tentative="1">
+      <w:start w:val="1"/>
+      <w:numFmt w:val="bullet"/>
+      <w:lvlText w:val=""/>
+      <w:lvlJc w:val="left"/>
+      <w:pPr>
+        <w:ind w:left="5040" w:hanging="360"/>
+      </w:pPr>
+      <w:rPr>
+        <w:rFonts w:ascii="Symbol" w:hAnsi="Symbol" w:hint="default"/>
+      </w:rPr>
+    </w:lvl>
+    <w:lvl w:ilvl="7" w:tplc="40090003" w:tentative="1">
+      <w:start w:val="1"/>
+      <w:numFmt w:val="bullet"/>
+      <w:lvlText w:val="o"/>
+      <w:lvlJc w:val="left"/>
+      <w:pPr>
+        <w:ind w:left="5760" w:hanging="360"/>
+      </w:pPr>
+      <w:rPr>
+        <w:rFonts w:ascii="Courier New" w:hAnsi="Courier New" w:cs="Courier New" w:hint="default"/>
+      </w:rPr>
+    </w:lvl>
+    <w:lvl w:ilvl="8" w:tplc="40090005" w:tentative="1">
+      <w:start w:val="1"/>
+      <w:numFmt w:val="bullet"/>
+      <w:lvlText w:val=""/>
+      <w:lvlJc w:val="left"/>
+      <w:pPr>
+        <w:ind w:left="6480" w:hanging="360"/>
+      </w:pPr>
+      <w:rPr>
+        <w:rFonts w:ascii="Wingdings" w:hAnsi="Wingdings" w:hint="default"/>
+      </w:rPr>
+    </w:lvl>
+  </w:abstractNum>
+  <w:abstractNum w:abstractNumId="5" w15:restartNumberingAfterBreak="0">
+    <w:nsid w:val="66742DBE"/>
+    <w:multiLevelType w:val="multilevel"/>
+    <w:tmpl w:val="FCAAC49E"/>
+    <w:lvl w:ilvl="0">
+      <w:start w:val="1"/>
+      <w:numFmt w:val="decimal"/>
+      <w:lvlText w:val="%1."/>
+      <w:lvlJc w:val="left"/>
+      <w:pPr>
+        <w:tabs>
+          <w:tab w:val="num" w:pos="720"/>
+        </w:tabs>
+        <w:ind w:left="720" w:hanging="360"/>
+      </w:pPr>
+    </w:lvl>
+    <w:lvl w:ilvl="1" w:tentative="1">
+      <w:start w:val="1"/>
+      <w:numFmt w:val="decimal"/>
+      <w:lvlText w:val="%2."/>
+      <w:lvlJc w:val="left"/>
+      <w:pPr>
+        <w:tabs>
+          <w:tab w:val="num" w:pos="1440"/>
+        </w:tabs>
+        <w:ind w:left="1440" w:hanging="360"/>
+      </w:pPr>
+    </w:lvl>
+    <w:lvl w:ilvl="2" w:tentative="1">
+      <w:start w:val="1"/>
+      <w:numFmt w:val="decimal"/>
+      <w:lvlText w:val="%3."/>
+      <w:lvlJc w:val="left"/>
+      <w:pPr>
+        <w:tabs>
+          <w:tab w:val="num" w:pos="2160"/>
+        </w:tabs>
+        <w:ind w:left="2160" w:hanging="360"/>
+      </w:pPr>
+    </w:lvl>
+    <w:lvl w:ilvl="3" w:tentative="1">
+      <w:start w:val="1"/>
+      <w:numFmt w:val="decimal"/>
+      <w:lvlText w:val="%4."/>
+      <w:lvlJc w:val="left"/>
+      <w:pPr>
+        <w:tabs>
+          <w:tab w:val="num" w:pos="2880"/>
+        </w:tabs>
+        <w:ind w:left="2880" w:hanging="360"/>
+      </w:pPr>
+    </w:lvl>
+    <w:lvl w:ilvl="4" w:tentative="1">
+      <w:start w:val="1"/>
+      <w:numFmt w:val="decimal"/>
+      <w:lvlText w:val="%5."/>
+      <w:lvlJc w:val="left"/>
+      <w:pPr>
+        <w:tabs>
+          <w:tab w:val="num" w:pos="3600"/>
+        </w:tabs>
+        <w:ind w:left="3600" w:hanging="360"/>
+      </w:pPr>
+    </w:lvl>
+    <w:lvl w:ilvl="5" w:tentative="1">
+      <w:start w:val="1"/>
+      <w:numFmt w:val="decimal"/>
+      <w:lvlText w:val="%6."/>
+      <w:lvlJc w:val="left"/>
+      <w:pPr>
+        <w:tabs>
+          <w:tab w:val="num" w:pos="4320"/>
+        </w:tabs>
+        <w:ind w:left="4320" w:hanging="360"/>
+      </w:pPr>
+    </w:lvl>
+    <w:lvl w:ilvl="6" w:tentative="1">
+      <w:start w:val="1"/>
+      <w:numFmt w:val="decimal"/>
+      <w:lvlText w:val="%7."/>
+      <w:lvlJc w:val="left"/>
+      <w:pPr>
+        <w:tabs>
+          <w:tab w:val="num" w:pos="5040"/>
+        </w:tabs>
+        <w:ind w:left="5040" w:hanging="360"/>
+      </w:pPr>
+    </w:lvl>
+    <w:lvl w:ilvl="7" w:tentative="1">
+      <w:start w:val="1"/>
+      <w:numFmt w:val="decimal"/>
+      <w:lvlText w:val="%8."/>
+      <w:lvlJc w:val="left"/>
+      <w:pPr>
+        <w:tabs>
+          <w:tab w:val="num" w:pos="5760"/>
+        </w:tabs>
+        <w:ind w:left="5760" w:hanging="360"/>
+      </w:pPr>
+    </w:lvl>
+    <w:lvl w:ilvl="8" w:tentative="1">
+      <w:start w:val="1"/>
+      <w:numFmt w:val="decimal"/>
+      <w:lvlText w:val="%9."/>
+      <w:lvlJc w:val="left"/>
+      <w:pPr>
+        <w:tabs>
+          <w:tab w:val="num" w:pos="6480"/>
+        </w:tabs>
+        <w:ind w:left="6480" w:hanging="360"/>
+      </w:pPr>
+    </w:lvl>
+  </w:abstractNum>
+  <w:abstractNum w:abstractNumId="6" w15:restartNumberingAfterBreak="0">
+    <w:nsid w:val="6FB00664"/>
+    <w:multiLevelType w:val="hybridMultilevel"/>
+    <w:tmpl w:val="A512564A"/>
+    <w:lvl w:ilvl="0" w:tplc="40090001">
+      <w:start w:val="1"/>
+      <w:numFmt w:val="bullet"/>
+      <w:lvlText w:val=""/>
+      <w:lvlJc w:val="left"/>
+      <w:pPr>
+        <w:ind w:left="720" w:hanging="360"/>
+      </w:pPr>
+      <w:rPr>
+        <w:rFonts w:ascii="Symbol" w:hAnsi="Symbol" w:hint="default"/>
+      </w:rPr>
+    </w:lvl>
+    <w:lvl w:ilvl="1" w:tplc="40090003" w:tentative="1">
+      <w:start w:val="1"/>
+      <w:numFmt w:val="bullet"/>
+      <w:lvlText w:val="o"/>
+      <w:lvlJc w:val="left"/>
+      <w:pPr>
+        <w:ind w:left="1440" w:hanging="360"/>
+      </w:pPr>
+      <w:rPr>
+        <w:rFonts w:ascii="Courier New" w:hAnsi="Courier New" w:cs="Courier New" w:hint="default"/>
+      </w:rPr>
+    </w:lvl>
+    <w:lvl w:ilvl="2" w:tplc="40090005" w:tentative="1">
+      <w:start w:val="1"/>
+      <w:numFmt w:val="bullet"/>
+      <w:lvlText w:val=""/>
+      <w:lvlJc w:val="left"/>
+      <w:pPr>
+        <w:ind w:left="2160" w:hanging="360"/>
+      </w:pPr>
+      <w:rPr>
+        <w:rFonts w:ascii="Wingdings" w:hAnsi="Wingdings" w:hint="default"/>
+      </w:rPr>
+    </w:lvl>
+    <w:lvl w:ilvl="3" w:tplc="40090001" w:tentative="1">
+      <w:start w:val="1"/>
+      <w:numFmt w:val="bullet"/>
+      <w:lvlText w:val=""/>
+      <w:lvlJc w:val="left"/>
+      <w:pPr>
+        <w:ind w:left="2880" w:hanging="360"/>
+      </w:pPr>
+      <w:rPr>
+        <w:rFonts w:ascii="Symbol" w:hAnsi="Symbol" w:hint="default"/>
+      </w:rPr>
+    </w:lvl>
+    <w:lvl w:ilvl="4" w:tplc="40090003" w:tentative="1">
+      <w:start w:val="1"/>
+      <w:numFmt w:val="bullet"/>
+      <w:lvlText w:val="o"/>
+      <w:lvlJc w:val="left"/>
+      <w:pPr>
+        <w:ind w:left="3600" w:hanging="360"/>
+      </w:pPr>
+      <w:rPr>
+        <w:rFonts w:ascii="Courier New" w:hAnsi="Courier New" w:cs="Courier New" w:hint="default"/>
+      </w:rPr>
+    </w:lvl>
+    <w:lvl w:ilvl="5" w:tplc="40090005" w:tentative="1">
+      <w:start w:val="1"/>
+      <w:numFmt w:val="bullet"/>
+      <w:lvlText w:val=""/>
+      <w:lvlJc w:val="left"/>
+      <w:pPr>
+        <w:ind w:left="4320" w:hanging="360"/>
+      </w:pPr>
+      <w:rPr>
+        <w:rFonts w:ascii="Wingdings" w:hAnsi="Wingdings" w:hint="default"/>
+      </w:rPr>
+    </w:lvl>
+    <w:lvl w:ilvl="6" w:tplc="40090001" w:tentative="1">
+      <w:start w:val="1"/>
+      <w:numFmt w:val="bullet"/>
+      <w:lvlText w:val=""/>
+      <w:lvlJc w:val="left"/>
+      <w:pPr>
+        <w:ind w:left="5040" w:hanging="360"/>
+      </w:pPr>
+      <w:rPr>
+        <w:rFonts w:ascii="Symbol" w:hAnsi="Symbol" w:hint="default"/>
+      </w:rPr>
+    </w:lvl>
+    <w:lvl w:ilvl="7" w:tplc="40090003" w:tentative="1">
+      <w:start w:val="1"/>
+      <w:numFmt w:val="bullet"/>
+      <w:lvlText w:val="o"/>
+      <w:lvlJc w:val="left"/>
+      <w:pPr>
+        <w:ind w:left="5760" w:hanging="360"/>
+      </w:pPr>
+      <w:rPr>
+        <w:rFonts w:ascii="Courier New" w:hAnsi="Courier New" w:cs="Courier New" w:hint="default"/>
+      </w:rPr>
+    </w:lvl>
+    <w:lvl w:ilvl="8" w:tplc="40090005" w:tentative="1">
+      <w:start w:val="1"/>
+      <w:numFmt w:val="bullet"/>
+      <w:lvlText w:val=""/>
+      <w:lvlJc w:val="left"/>
+      <w:pPr>
+        <w:ind w:left="6480" w:hanging="360"/>
+      </w:pPr>
+      <w:rPr>
+        <w:rFonts w:ascii="Wingdings" w:hAnsi="Wingdings" w:hint="default"/>
+      </w:rPr>
+    </w:lvl>
+  </w:abstractNum>
+  <w:abstractNum w:abstractNumId="7" w15:restartNumberingAfterBreak="0">
+    <w:nsid w:val="79B609A9"/>
+    <w:multiLevelType w:val="multilevel"/>
+    <w:tmpl w:val="A87AD84E"/>
+    <w:lvl w:ilvl="0">
+      <w:start w:val="1"/>
+      <w:numFmt w:val="bullet"/>
+      <w:lvlText w:val=""/>
+      <w:lvlJc w:val="left"/>
+      <w:pPr>
+        <w:tabs>
+          <w:tab w:val="num" w:pos="720"/>
+        </w:tabs>
+        <w:ind w:left="720" w:hanging="360"/>
+      </w:pPr>
+      <w:rPr>
+        <w:rFonts w:ascii="Symbol" w:hAnsi="Symbol" w:hint="default"/>
+        <w:sz w:val="20"/>
+      </w:rPr>
+    </w:lvl>
+    <w:lvl w:ilvl="1" w:tentative="1">
+      <w:start w:val="1"/>
+      <w:numFmt w:val="bullet"/>
+      <w:lvlText w:val="o"/>
+      <w:lvlJc w:val="left"/>
+      <w:pPr>
+        <w:tabs>
+          <w:tab w:val="num" w:pos="1440"/>
+        </w:tabs>
+        <w:ind w:left="1440" w:hanging="360"/>
+      </w:pPr>
+      <w:rPr>
+        <w:rFonts w:ascii="Courier New" w:hAnsi="Courier New" w:hint="default"/>
+        <w:sz w:val="20"/>
+      </w:rPr>
+    </w:lvl>
+    <w:lvl w:ilvl="2" w:tentative="1">
+      <w:start w:val="1"/>
+      <w:numFmt w:val="bullet"/>
+      <w:lvlText w:val=""/>
+      <w:lvlJc w:val="left"/>
+      <w:pPr>
+        <w:tabs>
+          <w:tab w:val="num" w:pos="2160"/>
+        </w:tabs>
+        <w:ind w:left="2160" w:hanging="360"/>
+      </w:pPr>
+      <w:rPr>
+        <w:rFonts w:ascii="Wingdings" w:hAnsi="Wingdings" w:hint="default"/>
+        <w:sz w:val="20"/>
+      </w:rPr>
+    </w:lvl>
+    <w:lvl w:ilvl="3" w:tentative="1">
+      <w:start w:val="1"/>
+      <w:numFmt w:val="bullet"/>
+      <w:lvlText w:val=""/>
+      <w:lvlJc w:val="left"/>
+      <w:pPr>
+        <w:tabs>
+          <w:tab w:val="num" w:pos="2880"/>
+        </w:tabs>
+        <w:ind w:left="2880" w:hanging="360"/>
+      </w:pPr>
+      <w:rPr>
+        <w:rFonts w:ascii="Wingdings" w:hAnsi="Wingdings" w:hint="default"/>
+        <w:sz w:val="20"/>
+      </w:rPr>
+    </w:lvl>
+    <w:lvl w:ilvl="4" w:tentative="1">
+      <w:start w:val="1"/>
+      <w:numFmt w:val="bullet"/>
+      <w:lvlText w:val=""/>
+      <w:lvlJc w:val="left"/>
+      <w:pPr>
+        <w:tabs>
+          <w:tab w:val="num" w:pos="3600"/>
+        </w:tabs>
+        <w:ind w:left="3600" w:hanging="360"/>
+      </w:pPr>
+      <w:rPr>
+        <w:rFonts w:ascii="Wingdings" w:hAnsi="Wingdings" w:hint="default"/>
+        <w:sz w:val="20"/>
+      </w:rPr>
+    </w:lvl>
+    <w:lvl w:ilvl="5" w:tentative="1">
+      <w:start w:val="1"/>
+      <w:numFmt w:val="bullet"/>
+      <w:lvlText w:val=""/>
+      <w:lvlJc w:val="left"/>
+      <w:pPr>
+        <w:tabs>
+          <w:tab w:val="num" w:pos="4320"/>
+        </w:tabs>
+        <w:ind w:left="4320" w:hanging="360"/>
+      </w:pPr>
+      <w:rPr>
+        <w:rFonts w:ascii="Wingdings" w:hAnsi="Wingdings" w:hint="default"/>
+        <w:sz w:val="20"/>
+      </w:rPr>
+    </w:lvl>
+    <w:lvl w:ilvl="6" w:tentative="1">
+      <w:start w:val="1"/>
+      <w:numFmt w:val="bullet"/>
+      <w:lvlText w:val=""/>
+      <w:lvlJc w:val="left"/>
+      <w:pPr>
+        <w:tabs>
+          <w:tab w:val="num" w:pos="5040"/>
+        </w:tabs>
+        <w:ind w:left="5040" w:hanging="360"/>
+      </w:pPr>
+      <w:rPr>
+        <w:rFonts w:ascii="Wingdings" w:hAnsi="Wingdings" w:hint="default"/>
+        <w:sz w:val="20"/>
+      </w:rPr>
+    </w:lvl>
+    <w:lvl w:ilvl="7" w:tentative="1">
+      <w:start w:val="1"/>
+      <w:numFmt w:val="bullet"/>
+      <w:lvlText w:val=""/>
+      <w:lvlJc w:val="left"/>
+      <w:pPr>
+        <w:tabs>
+          <w:tab w:val="num" w:pos="5760"/>
+        </w:tabs>
+        <w:ind w:left="5760" w:hanging="360"/>
+      </w:pPr>
+      <w:rPr>
+        <w:rFonts w:ascii="Wingdings" w:hAnsi="Wingdings" w:hint="default"/>
+        <w:sz w:val="20"/>
+      </w:rPr>
+    </w:lvl>
+    <w:lvl w:ilvl="8" w:tentative="1">
+      <w:start w:val="1"/>
+      <w:numFmt w:val="bullet"/>
+      <w:lvlText w:val=""/>
+      <w:lvlJc w:val="left"/>
+      <w:pPr>
+        <w:tabs>
+          <w:tab w:val="num" w:pos="6480"/>
+        </w:tabs>
+        <w:ind w:left="6480" w:hanging="360"/>
+      </w:pPr>
+      <w:rPr>
+        <w:rFonts w:ascii="Wingdings" w:hAnsi="Wingdings" w:hint="default"/>
+        <w:sz w:val="20"/>
+      </w:rPr>
+    </w:lvl>
+  </w:abstractNum>
+  <w:num w:numId="1">
+    <w:abstractNumId w:val="1"/>
+  </w:num>
+  <w:num w:numId="2">
+    <w:abstractNumId w:val="3"/>
+  </w:num>
+  <w:num w:numId="3">
+    <w:abstractNumId w:val="4"/>
+  </w:num>
+  <w:num w:numId="4">
+    <w:abstractNumId w:val="2"/>
+  </w:num>
+  <w:num w:numId="5">
+    <w:abstractNumId w:val="6"/>
+  </w:num>
+  <w:num w:numId="6">
+    <w:abstractNumId w:val="0"/>
+  </w:num>
+  <w:num w:numId="7">
+    <w:abstractNumId w:val="5"/>
+  </w:num>
+  <w:num w:numId="8">
+    <w:abstractNumId w:val="7"/>
+  </w:num>
+</w:numbering>
 </file>
 
 <file path=word/styles.xml><?xml version="1.0" encoding="utf-8"?>
@@ -693,7 +4510,6 @@
   <w:style w:type="character" w:default="1" w:styleId="DefaultParagraphFont">
     <w:name w:val="Default Paragraph Font"/>
     <w:uiPriority w:val="1"/>
-    <w:semiHidden/>
     <w:unhideWhenUsed/>
   </w:style>
   <w:style w:type="table" w:default="1" w:styleId="TableNormal">
@@ -1071,6 +4887,185 @@
       </w:tcPr>
     </w:tblStylePr>
   </w:style>
+  <w:style w:type="paragraph" w:customStyle="1" w:styleId="H">
+    <w:name w:val="H"/>
+    <w:basedOn w:val="Normal"/>
+    <w:link w:val="HChar"/>
+    <w:qFormat/>
+    <w:rsid w:val="00EA53F8"/>
+    <w:rPr>
+      <w:b/>
+      <w:bCs/>
+      <w:sz w:val="24"/>
+      <w:szCs w:val="24"/>
+    </w:rPr>
+  </w:style>
+  <w:style w:type="paragraph" w:customStyle="1" w:styleId="T">
+    <w:name w:val="T"/>
+    <w:basedOn w:val="H"/>
+    <w:link w:val="TChar"/>
+    <w:qFormat/>
+    <w:rsid w:val="004450FB"/>
+    <w:rPr>
+      <w:b w:val="0"/>
+      <w:bCs w:val="0"/>
+      <w:sz w:val="22"/>
+      <w:szCs w:val="22"/>
+    </w:rPr>
+  </w:style>
+  <w:style w:type="character" w:customStyle="1" w:styleId="HChar">
+    <w:name w:val="H Char"/>
+    <w:basedOn w:val="DefaultParagraphFont"/>
+    <w:link w:val="H"/>
+    <w:rsid w:val="00EA53F8"/>
+    <w:rPr>
+      <w:b/>
+      <w:bCs/>
+      <w:sz w:val="24"/>
+      <w:szCs w:val="24"/>
+    </w:rPr>
+  </w:style>
+  <w:style w:type="paragraph" w:customStyle="1" w:styleId="ds-markdown-paragraph">
+    <w:name w:val="ds-markdown-paragraph"/>
+    <w:basedOn w:val="Normal"/>
+    <w:rsid w:val="004450FB"/>
+    <w:pPr>
+      <w:spacing w:before="100" w:beforeAutospacing="1" w:after="100" w:afterAutospacing="1" w:line="240" w:lineRule="auto"/>
+    </w:pPr>
+    <w:rPr>
+      <w:rFonts w:ascii="Times New Roman" w:eastAsia="Times New Roman" w:hAnsi="Times New Roman" w:cs="Times New Roman"/>
+      <w:sz w:val="24"/>
+      <w:szCs w:val="24"/>
+      <w:lang w:eastAsia="en-IN"/>
+    </w:rPr>
+  </w:style>
+  <w:style w:type="character" w:customStyle="1" w:styleId="TChar">
+    <w:name w:val="T Char"/>
+    <w:basedOn w:val="HChar"/>
+    <w:link w:val="T"/>
+    <w:rsid w:val="004450FB"/>
+    <w:rPr>
+      <w:b w:val="0"/>
+      <w:bCs w:val="0"/>
+      <w:sz w:val="24"/>
+      <w:szCs w:val="24"/>
+    </w:rPr>
+  </w:style>
+  <w:style w:type="character" w:styleId="Strong">
+    <w:name w:val="Strong"/>
+    <w:basedOn w:val="DefaultParagraphFont"/>
+    <w:uiPriority w:val="22"/>
+    <w:qFormat/>
+    <w:rsid w:val="004450FB"/>
+    <w:rPr>
+      <w:b/>
+      <w:bCs/>
+    </w:rPr>
+  </w:style>
+  <w:style w:type="paragraph" w:customStyle="1" w:styleId="S">
+    <w:name w:val="S"/>
+    <w:basedOn w:val="T"/>
+    <w:link w:val="SChar"/>
+    <w:qFormat/>
+    <w:rsid w:val="00D90A86"/>
+    <w:rPr>
+      <w:sz w:val="4"/>
+      <w:szCs w:val="4"/>
+    </w:rPr>
+  </w:style>
+  <w:style w:type="table" w:styleId="TableGrid">
+    <w:name w:val="Table Grid"/>
+    <w:basedOn w:val="TableNormal"/>
+    <w:uiPriority w:val="39"/>
+    <w:rsid w:val="00D90A86"/>
+    <w:pPr>
+      <w:spacing w:after="0" w:line="240" w:lineRule="auto"/>
+    </w:pPr>
+    <w:tblPr>
+      <w:tblBorders>
+        <w:top w:val="single" w:sz="4" w:space="0" w:color="auto"/>
+        <w:left w:val="single" w:sz="4" w:space="0" w:color="auto"/>
+        <w:bottom w:val="single" w:sz="4" w:space="0" w:color="auto"/>
+        <w:right w:val="single" w:sz="4" w:space="0" w:color="auto"/>
+        <w:insideH w:val="single" w:sz="4" w:space="0" w:color="auto"/>
+        <w:insideV w:val="single" w:sz="4" w:space="0" w:color="auto"/>
+      </w:tblBorders>
+    </w:tblPr>
+  </w:style>
+  <w:style w:type="character" w:customStyle="1" w:styleId="SChar">
+    <w:name w:val="S Char"/>
+    <w:basedOn w:val="TChar"/>
+    <w:link w:val="S"/>
+    <w:rsid w:val="00D90A86"/>
+    <w:rPr>
+      <w:b w:val="0"/>
+      <w:bCs w:val="0"/>
+      <w:sz w:val="4"/>
+      <w:szCs w:val="4"/>
+    </w:rPr>
+  </w:style>
+  <w:style w:type="paragraph" w:customStyle="1" w:styleId="L">
+    <w:name w:val="L"/>
+    <w:basedOn w:val="T"/>
+    <w:link w:val="LChar"/>
+    <w:qFormat/>
+    <w:rsid w:val="00413A9C"/>
+    <w:pPr>
+      <w:numPr>
+        <w:numId w:val="6"/>
+      </w:numPr>
+      <w:spacing w:after="40"/>
+      <w:ind w:left="714" w:hanging="357"/>
+    </w:pPr>
+  </w:style>
+  <w:style w:type="character" w:customStyle="1" w:styleId="LChar">
+    <w:name w:val="L Char"/>
+    <w:basedOn w:val="TChar"/>
+    <w:link w:val="L"/>
+    <w:rsid w:val="00413A9C"/>
+    <w:rPr>
+      <w:b w:val="0"/>
+      <w:bCs w:val="0"/>
+      <w:sz w:val="24"/>
+      <w:szCs w:val="24"/>
+    </w:rPr>
+  </w:style>
+  <w:style w:type="paragraph" w:styleId="NormalWeb">
+    <w:name w:val="Normal (Web)"/>
+    <w:basedOn w:val="Normal"/>
+    <w:uiPriority w:val="99"/>
+    <w:semiHidden/>
+    <w:unhideWhenUsed/>
+    <w:rsid w:val="009B2681"/>
+    <w:rPr>
+      <w:rFonts w:ascii="Times New Roman" w:hAnsi="Times New Roman" w:cs="Times New Roman"/>
+      <w:sz w:val="24"/>
+      <w:szCs w:val="24"/>
+    </w:rPr>
+  </w:style>
+  <w:style w:type="character" w:styleId="Hyperlink">
+    <w:name w:val="Hyperlink"/>
+    <w:basedOn w:val="DefaultParagraphFont"/>
+    <w:uiPriority w:val="99"/>
+    <w:unhideWhenUsed/>
+    <w:rsid w:val="007A7466"/>
+    <w:rPr>
+      <w:color w:val="0563C1" w:themeColor="hyperlink"/>
+      <w:u w:val="single"/>
+    </w:rPr>
+  </w:style>
+  <w:style w:type="character" w:styleId="UnresolvedMention">
+    <w:name w:val="Unresolved Mention"/>
+    <w:basedOn w:val="DefaultParagraphFont"/>
+    <w:uiPriority w:val="99"/>
+    <w:semiHidden/>
+    <w:unhideWhenUsed/>
+    <w:rsid w:val="007A7466"/>
+    <w:rPr>
+      <w:color w:val="605E5C"/>
+      <w:shd w:val="clear" w:color="auto" w:fill="E1DFDD"/>
+    </w:rPr>
+  </w:style>
 </w:styles>
 </file>
 
@@ -1112,12 +5107,12 @@
 
 <file path=word/glossary/fontTable.xml><?xml version="1.0" encoding="utf-8"?>
 <w:fonts xmlns:mc="http://schemas.openxmlformats.org/markup-compatibility/2006" xmlns:r="http://schemas.openxmlformats.org/officeDocument/2006/relationships" xmlns:w="http://schemas.openxmlformats.org/wordprocessingml/2006/main" xmlns:w14="http://schemas.microsoft.com/office/word/2010/wordml" xmlns:w15="http://schemas.microsoft.com/office/word/2012/wordml" xmlns:w16cex="http://schemas.microsoft.com/office/word/2018/wordml/cex" xmlns:w16cid="http://schemas.microsoft.com/office/word/2016/wordml/cid" xmlns:w16="http://schemas.microsoft.com/office/word/2018/wordml" xmlns:w16sdtdh="http://schemas.microsoft.com/office/word/2020/wordml/sdtdatahash" xmlns:w16se="http://schemas.microsoft.com/office/word/2015/wordml/symex" mc:Ignorable="w14 w15 w16se w16cid w16 w16cex w16sdtdh">
-  <w:font w:name="Calibri">
-    <w:panose1 w:val="020F0502020204030204"/>
-    <w:charset w:val="00"/>
-    <w:family w:val="swiss"/>
+  <w:font w:name="Symbol">
+    <w:panose1 w:val="05050102010706020507"/>
+    <w:charset w:val="02"/>
+    <w:family w:val="roman"/>
     <w:pitch w:val="variable"/>
-    <w:sig w:usb0="E4002EFF" w:usb1="C000247B" w:usb2="00000009" w:usb3="00000000" w:csb0="000001FF" w:csb1="00000000"/>
+    <w:sig w:usb0="00000000" w:usb1="10000000" w:usb2="00000000" w:usb3="00000000" w:csb0="80000000" w:csb1="00000000"/>
   </w:font>
   <w:font w:name="Times New Roman">
     <w:panose1 w:val="02020603050405020304"/>
@@ -1125,6 +5120,27 @@
     <w:family w:val="roman"/>
     <w:pitch w:val="variable"/>
     <w:sig w:usb0="E0002EFF" w:usb1="C000785B" w:usb2="00000009" w:usb3="00000000" w:csb0="000001FF" w:csb1="00000000"/>
+  </w:font>
+  <w:font w:name="Courier New">
+    <w:panose1 w:val="02070309020205020404"/>
+    <w:charset w:val="00"/>
+    <w:family w:val="modern"/>
+    <w:pitch w:val="fixed"/>
+    <w:sig w:usb0="E0002EFF" w:usb1="C0007843" w:usb2="00000009" w:usb3="00000000" w:csb0="000001FF" w:csb1="00000000"/>
+  </w:font>
+  <w:font w:name="Wingdings">
+    <w:panose1 w:val="05000000000000000000"/>
+    <w:charset w:val="02"/>
+    <w:family w:val="auto"/>
+    <w:pitch w:val="variable"/>
+    <w:sig w:usb0="00000000" w:usb1="10000000" w:usb2="00000000" w:usb3="00000000" w:csb0="80000000" w:csb1="00000000"/>
+  </w:font>
+  <w:font w:name="Calibri">
+    <w:panose1 w:val="020F0502020204030204"/>
+    <w:charset w:val="00"/>
+    <w:family w:val="swiss"/>
+    <w:pitch w:val="variable"/>
+    <w:sig w:usb0="E4002EFF" w:usb1="C000247B" w:usb2="00000009" w:usb3="00000000" w:csb0="000001FF" w:csb1="00000000"/>
   </w:font>
   <w:font w:name="JetBrains Mono NL">
     <w:panose1 w:val="02000009000000000000"/>
@@ -1142,7 +5158,6 @@
   </w:font>
   <w:font w:name="Cascadia Code">
     <w:altName w:val="Segoe UI Symbol"/>
-    <w:panose1 w:val="020B0609020000020004"/>
     <w:charset w:val="00"/>
     <w:family w:val="modern"/>
     <w:pitch w:val="fixed"/>
@@ -1188,17 +5203,22 @@
   </w:compat>
   <w:rsids>
     <w:rsidRoot w:val="008238CD"/>
+    <w:rsid w:val="00261C69"/>
+    <w:rsid w:val="00292B19"/>
     <w:rsid w:val="003A6ABC"/>
+    <w:rsid w:val="003F19EF"/>
+    <w:rsid w:val="0042682C"/>
     <w:rsid w:val="004F7305"/>
     <w:rsid w:val="006D2E04"/>
     <w:rsid w:val="008238CD"/>
-    <w:rsid w:val="00A3501E"/>
     <w:rsid w:val="00AC7174"/>
-    <w:rsid w:val="00BE7F4B"/>
+    <w:rsid w:val="00B061B7"/>
     <w:rsid w:val="00C208BF"/>
     <w:rsid w:val="00C95DE2"/>
+    <w:rsid w:val="00CC02F1"/>
     <w:rsid w:val="00D223CD"/>
-    <w:rsid w:val="00FD669A"/>
+    <w:rsid w:val="00F0000E"/>
+    <w:rsid w:val="00FE4D8A"/>
   </w:rsids>
   <m:mathPr>
     <m:mathFont m:val="Cambria Math"/>
